--- a/LV2.docx
+++ b/LV2.docx
@@ -63,23 +63,35 @@
           <w:u w:val="none"/>
         </w:rPr>
         <w:tab/>
-        <w:t>GNU/Linux is an operating system, primarily used by developers and large enterprises, including myself. This document will be covering the Linux OS primarily from a developers standpoint. I do aim to lightly cover some of the desktop features of Linux as well. Most institutionalized education systems only cover Linux from the point of view of a system admin (likely because Linux is most commonly used by server administrators), but as someone who uses Linux as their daily driver, I hope to give a bit of insight into what that’s like as well. Understanding the fundamentals is the most important thing though, so developer tools and desktop features are secondary.</w:t>
-      </w:r>
-    </w:p>
-    <w:p>
-      <w:pPr>
-        <w:pStyle w:val="Normal"/>
-        <w:widowControl/>
-        <w:bidi w:val="0"/>
-        <w:spacing w:lineRule="auto" w:line="259" w:before="0" w:after="160"/>
-        <w:jc w:val="left"/>
-        <w:rPr>
-          <w:u w:val="none"/>
-        </w:rPr>
-      </w:pPr>
-      <w:r>
-        <w:rPr>
-          <w:u w:val="single"/>
+        <w:t xml:space="preserve">GNU/Linux is an operating system, primarily used by developers </w:t>
+      </w:r>
+      <w:r>
+        <w:rPr>
+          <w:u w:val="none"/>
+        </w:rPr>
+        <w:t>such as myself</w:t>
+      </w:r>
+      <w:r>
+        <w:rPr>
+          <w:u w:val="none"/>
+        </w:rPr>
+        <w:t xml:space="preserve"> and large enterprises. This document will be covering the Linux OS primarily from a developers standpoint. I do aim to lightly cover some of the desktop features of Linux as well. Most institutionalized education systems only cover Linux from the point of view of a system admin (likely because Linux is most commonly used by server administrators), but as someone who uses Linux as their daily driver, I hope to give a bit of insight into what that’s like as well. Understanding the fundamentals is the most important thing though, so developer tools and desktop features are secondary.</w:t>
+      </w:r>
+    </w:p>
+    <w:p>
+      <w:pPr>
+        <w:pStyle w:val="Normal"/>
+        <w:widowControl/>
+        <w:bidi w:val="0"/>
+        <w:spacing w:lineRule="auto" w:line="259" w:before="0" w:after="160"/>
+        <w:jc w:val="left"/>
+        <w:rPr>
+          <w:u w:val="none"/>
+        </w:rPr>
+      </w:pPr>
+      <w:r>
+        <w:rPr>
+          <w:u w:val="none"/>
         </w:rPr>
       </w:r>
     </w:p>
@@ -117,73 +129,61 @@
           <w:u w:val="none"/>
         </w:rPr>
         <w:tab/>
-        <w:t xml:space="preserve">Although niche to most people, Linux is an extremely significant achievement in the world of computing, with a rich history to boot. It was created in 1991 by a man named Linus Torvalds, who was a computer science graduate from the university of </w:t>
-      </w:r>
-      <w:r>
-        <w:rPr>
-          <w:u w:val="none"/>
-        </w:rPr>
-        <w:t xml:space="preserve">Helsinki. We will come back to Linus momentarily, but first, it’s important to understand the history of Unix. What’s Unix you ask? Unix was invented in 1969, with team leads Ken Thompson and Dennis Richie. Unix was invented for use within the Bell System at Bell Labratories, and is commonly well respected for its design philosophies, often refered to as “The Unix Philosophy”. It was a modular and portable operating system that was ported to many systems in the early 1970s under various vendors. You may know Dennis Richie as the author of the C programming language. Originally, Unix was written in assembly language, but was eventually rewritten in C, after it was created by Richie. In the late 1980s, an open operating system standardization effort known as POSIX was released, which attempted to unify the various distributions of Unix </w:t>
-      </w:r>
-      <w:r>
-        <w:rPr>
-          <w:u w:val="none"/>
-        </w:rPr>
-        <w:t xml:space="preserve">released </w:t>
-      </w:r>
-      <w:r>
-        <w:rPr>
-          <w:u w:val="none"/>
-        </w:rPr>
-        <w:t xml:space="preserve">under various vendors. POSIX was very successful, and we still have operating systems being built to comply with its standards to this day. </w:t>
-      </w:r>
-      <w:r>
-        <w:rPr>
-          <w:u w:val="none"/>
-        </w:rPr>
-        <w:t xml:space="preserve">Cut forward to 1983. A man named Richard Stallman, a programmer and freedom activist, launched a campaign called the GNU project. GNU stands for “GNU, not Unix”. In essence, he wanted to write an operating system composed entirely of free software </w:t>
-      </w:r>
-      <w:r>
-        <w:rPr>
-          <w:u w:val="none"/>
-        </w:rPr>
-        <w:t>that would be based off of Unix</w:t>
-      </w:r>
-      <w:r>
-        <w:rPr>
-          <w:u w:val="none"/>
-        </w:rPr>
-        <w:t>. Most people think of “free” to mean $0.00, but by “free” we mean free as in freedom. Stallman defines his idea of “The Four Freedoms”:</w:t>
-      </w:r>
-      <w:r>
-        <w:rPr>
-          <w:u w:val="none"/>
-        </w:rPr>
-        <w:t xml:space="preserve"> </w:t>
-      </w:r>
-    </w:p>
-    <w:p>
-      <w:pPr>
-        <w:pStyle w:val="Normal"/>
-        <w:widowControl/>
-        <w:bidi w:val="0"/>
-        <w:spacing w:lineRule="auto" w:line="259" w:before="0" w:after="160"/>
-        <w:jc w:val="left"/>
-        <w:rPr>
-          <w:u w:val="single"/>
-        </w:rPr>
-      </w:pPr>
-      <w:r>
-        <w:rPr>
-          <w:u w:val="none"/>
-        </w:rPr>
-        <w:t xml:space="preserve">1. </w:t>
-      </w:r>
-      <w:r>
-        <w:rPr>
-          <w:u w:val="none"/>
-        </w:rPr>
-        <w:t>The freedom to run any program as you wish, for any purpose</w:t>
+        <w:t xml:space="preserve">Although niche to most people, Linux is an extremely significant achievement in the world of computing </w:t>
+      </w:r>
+      <w:r>
+        <w:rPr>
+          <w:u w:val="none"/>
+        </w:rPr>
+        <w:t>(</w:t>
+      </w:r>
+      <w:r>
+        <w:rPr>
+          <w:u w:val="none"/>
+        </w:rPr>
+        <w:t>with a rich history to boot</w:t>
+      </w:r>
+      <w:r>
+        <w:rPr>
+          <w:u w:val="none"/>
+        </w:rPr>
+        <w:t>)</w:t>
+      </w:r>
+      <w:r>
+        <w:rPr>
+          <w:u w:val="none"/>
+        </w:rPr>
+        <w:t xml:space="preserve">. It was created in 1991 by a man named Linus Torvalds, who was a computer science graduate from the university of Helsinki. We will come back to Linus momentarily, but first, it’s important to understand the history of Unix. What’s Unix you ask? Unix was invented in 1969, with team leads Ken Thompson and Dennis Richie. Unix was invented for use within the Bell System at Bell Labratories, and is commonly well respected for its design philosophies, often refered to as “The Unix Philosophy”. It was a modular and portable operating system that was ported to many systems in the early 1970s under various vendors. You may know Dennis Richie as the author of the C programming language. Originally, Unix was written in assembly language, but was eventually rewritten in C after it was created by Richie. In the late 1980s, an open operating system standardization effort known as POSIX was released, which attempted to unify the </w:t>
+      </w:r>
+      <w:r>
+        <w:rPr>
+          <w:u w:val="none"/>
+        </w:rPr>
+        <w:t>multitude of</w:t>
+      </w:r>
+      <w:r>
+        <w:rPr>
+          <w:u w:val="none"/>
+        </w:rPr>
+        <w:t xml:space="preserve"> distributions of Unix released under various vendors. POSIX was very successful, and we still have operating systems being built to comply with its standards to this day. Cut forward to 1983 - man named Richard Stallman, a programmer and freedom activist, launched a campaign called the GNU project. GNU stands for “GNU, not Unix”. In essence, he wanted to write an operating system composed entirely of free software that would be based off of Unix. Most people think of “free” to mean $0.00, but by “free” we mean free as in freedom. Stallman defines his idea of “The Four Freedoms”: </w:t>
+      </w:r>
+    </w:p>
+    <w:p>
+      <w:pPr>
+        <w:pStyle w:val="Normal"/>
+        <w:widowControl/>
+        <w:bidi w:val="0"/>
+        <w:spacing w:lineRule="auto" w:line="259" w:before="0" w:after="160"/>
+        <w:jc w:val="left"/>
+        <w:rPr>
+          <w:u w:val="single"/>
+        </w:rPr>
+      </w:pPr>
+      <w:r>
+        <w:rPr>
+          <w:u w:val="none"/>
+        </w:rPr>
+        <w:t>1. The freedom to run any program as you wish, for any purpose</w:t>
       </w:r>
     </w:p>
     <w:p>
@@ -255,29 +255,23 @@
         <w:rPr>
           <w:u w:val="none"/>
         </w:rPr>
-        <w:t xml:space="preserve">Along with starting the GNU Project, Stallman is also noted for starting the Free Software Foundation (FSF), developing the GNU Compiler Collection (a toolchain for compiling C code), developing the famous text editor, EMACS, and for creating the GNU Public License (GPL). Cut back to Linus Torvalds. Linus attended one of Stallman’s lectures </w:t>
-      </w:r>
-      <w:r>
-        <w:rPr>
-          <w:u w:val="none"/>
-        </w:rPr>
-        <w:t xml:space="preserve">and was compelled to take on the task of developing a kernel that would satisfy the GNU Project. Thus Linux (often called GNU/Linux) was written, heavily based of off Unix. The Linux kernel remains open source to this very day and accepts contributors on Github. </w:t>
-      </w:r>
-    </w:p>
-    <w:p>
-      <w:pPr>
-        <w:pStyle w:val="Normal"/>
-        <w:widowControl/>
-        <w:bidi w:val="0"/>
-        <w:spacing w:lineRule="auto" w:line="259" w:before="0" w:after="160"/>
-        <w:jc w:val="left"/>
-        <w:rPr>
-          <w:u w:val="none"/>
-        </w:rPr>
-      </w:pPr>
-      <w:r>
-        <w:rPr>
-          <w:u w:val="single"/>
+        <w:t xml:space="preserve">Along with starting the GNU Project, Stallman is also noted for starting the Free Software Foundation (FSF), developing the GNU Compiler Collection (a toolchain for compiling C code), developing the famous text editor, EMACS, and for creating the GNU Public License (GPL). Cut back to Linus Torvalds - Linus attended one of Stallman’s lectures and was compelled to take on the task of developing a kernel that would satisfy the GNU Project. Thus Linux (often called GNU/Linux) was written, heavily based of off Unix. The Linux kernel remains open source to this very day and accepts contributors on Github. </w:t>
+      </w:r>
+    </w:p>
+    <w:p>
+      <w:pPr>
+        <w:pStyle w:val="Normal"/>
+        <w:widowControl/>
+        <w:bidi w:val="0"/>
+        <w:spacing w:lineRule="auto" w:line="259" w:before="0" w:after="160"/>
+        <w:jc w:val="left"/>
+        <w:rPr>
+          <w:u w:val="none"/>
+        </w:rPr>
+      </w:pPr>
+      <w:r>
+        <w:rPr>
+          <w:u w:val="none"/>
         </w:rPr>
       </w:r>
     </w:p>
@@ -323,71 +317,49 @@
           <w:iCs w:val="false"/>
           <w:u w:val="none"/>
         </w:rPr>
-        <w:t>Linux’s kernel is known as a monolithic kernel, as opposed to a micro kernel. This means that it is in charge of extra functionalities which aren’t necessarily essential for the kernel to operate. The kernel can be</w:t>
-      </w:r>
-      <w:r>
-        <w:rPr>
-          <w:i w:val="false"/>
-          <w:iCs w:val="false"/>
-          <w:u w:val="none"/>
-        </w:rPr>
-        <w:t xml:space="preserve"> </w:t>
-      </w:r>
-      <w:r>
-        <w:rPr>
-          <w:i w:val="false"/>
-          <w:iCs w:val="false"/>
-          <w:u w:val="none"/>
-        </w:rPr>
-        <w:t xml:space="preserve">modified by vendors and can have extra applications packaged alongside it to create a unique copy of Linux. These distributed copies of Linux are known as “distros” for short. There are hundreds, possibly thousands of Linux distros for you too choose from; each of which is different, but unified through the core functionality of the Linux kernel, and their compliance to the POSIX standard. </w:t>
-      </w:r>
-    </w:p>
-    <w:p>
-      <w:pPr>
-        <w:pStyle w:val="Normal"/>
-        <w:widowControl/>
-        <w:bidi w:val="0"/>
-        <w:spacing w:lineRule="auto" w:line="259" w:before="0" w:after="160"/>
-        <w:jc w:val="left"/>
-        <w:rPr>
-          <w:i w:val="false"/>
-          <w:i w:val="false"/>
-          <w:iCs w:val="false"/>
-          <w:u w:val="none"/>
-        </w:rPr>
-      </w:pPr>
-      <w:r>
-        <w:rPr>
-          <w:u w:val="single"/>
-        </w:rPr>
-      </w:r>
-    </w:p>
-    <w:p>
-      <w:pPr>
-        <w:pStyle w:val="Normal"/>
-        <w:widowControl/>
-        <w:bidi w:val="0"/>
-        <w:spacing w:lineRule="auto" w:line="259" w:before="0" w:after="160"/>
-        <w:jc w:val="left"/>
-        <w:rPr>
-          <w:u w:val="single"/>
-        </w:rPr>
-      </w:pPr>
-      <w:r>
-        <w:rPr>
-          <w:i w:val="false"/>
-          <w:iCs w:val="false"/>
-          <w:u w:val="single"/>
-        </w:rPr>
-        <w:t>S</w:t>
-      </w:r>
-      <w:r>
-        <w:rPr>
-          <w:i w:val="false"/>
-          <w:iCs w:val="false"/>
-          <w:u w:val="single"/>
-        </w:rPr>
-        <w:t>ome Linux Distros:</w:t>
+        <w:t xml:space="preserve">Linux’s kernel is known as a monolithic kernel, as opposed to a micro kernel. This means that it is in charge of extra functionalities which aren’t necessarily essential for the kernel to operate. The kernel can be modified by vendors and can have extra applications packaged alongside it to create a unique copy of Linux. These distributed copies of Linux are known as “distros” for short. There are hundreds, possibly thousands of Linux distros for you too choose from; each of which is different, but unified through the core functionality of the Linux kernel, and their compliance to the POSIX standard. </w:t>
+      </w:r>
+    </w:p>
+    <w:p>
+      <w:pPr>
+        <w:pStyle w:val="Normal"/>
+        <w:widowControl/>
+        <w:bidi w:val="0"/>
+        <w:spacing w:lineRule="auto" w:line="259" w:before="0" w:after="160"/>
+        <w:jc w:val="left"/>
+        <w:rPr>
+          <w:i w:val="false"/>
+          <w:i w:val="false"/>
+          <w:iCs w:val="false"/>
+          <w:u w:val="none"/>
+        </w:rPr>
+      </w:pPr>
+      <w:r>
+        <w:rPr>
+          <w:i w:val="false"/>
+          <w:iCs w:val="false"/>
+          <w:u w:val="none"/>
+        </w:rPr>
+      </w:r>
+    </w:p>
+    <w:p>
+      <w:pPr>
+        <w:pStyle w:val="Normal"/>
+        <w:widowControl/>
+        <w:bidi w:val="0"/>
+        <w:spacing w:lineRule="auto" w:line="259" w:before="0" w:after="160"/>
+        <w:jc w:val="left"/>
+        <w:rPr>
+          <w:u w:val="single"/>
+        </w:rPr>
+      </w:pPr>
+      <w:r>
+        <w:rPr>
+          <w:i w:val="false"/>
+          <w:iCs w:val="false"/>
+          <w:u w:val="single"/>
+        </w:rPr>
+        <w:t>Some Linux Distros:</w:t>
       </w:r>
     </w:p>
     <w:p>
@@ -408,7 +380,23 @@
           <w:u w:val="none"/>
         </w:rPr>
         <w:tab/>
-        <w:t xml:space="preserve">As I stated earlier, there are many distributions of Linux. Since Linux falls under the GPL license, people are free to copy and modify distros as they see fit, not just the kernel. A few primary distros gave rise to many child distros: Slackware, Debian, RedHat, and Arch. If you look at the Linux timeline Wikipidia: </w:t>
+        <w:t xml:space="preserve">As I stated earlier, there are many distributions of Linux. Since Linux falls under the GPL license, people are free to copy and modify distros as they see fit, not just the kernel. A few primary distros gave rise to many child distros. </w:t>
+      </w:r>
+      <w:r>
+        <w:rPr>
+          <w:i w:val="false"/>
+          <w:iCs w:val="false"/>
+          <w:u w:val="none"/>
+        </w:rPr>
+        <w:t>These “primary” distros include</w:t>
+      </w:r>
+      <w:r>
+        <w:rPr>
+          <w:i w:val="false"/>
+          <w:iCs w:val="false"/>
+          <w:u w:val="none"/>
+        </w:rPr>
+        <w:t xml:space="preserve">: Slackware, Debian, RedHat, and Arch. If you look at the Linux timeline Wikipidia: </w:t>
       </w:r>
       <w:hyperlink r:id="rId2">
         <w:r>
@@ -427,34 +415,28 @@
           <w:iCs w:val="false"/>
           <w:u w:val="none"/>
         </w:rPr>
-        <w:t xml:space="preserve"> you can get a better visual. </w:t>
-      </w:r>
-      <w:r>
-        <w:rPr>
-          <w:i w:val="false"/>
-          <w:iCs w:val="false"/>
-          <w:u w:val="none"/>
-        </w:rPr>
-        <w:t xml:space="preserve">The only popular child distro that came from Slackware (in my opinion) is OpenSuse. Popular children of Debian include: Ubuntu, Raspbian (for Raspberry Pi), Kubuntu, Linux Mint, Pop OS, Elementary OS, Zorin, etc. Popular RedHat-based distros include: CentOS, Fedora, Qubes OS, etc. And finally, popular Arch-based distros include: Porabola, Manjaro, Black Arch, and Artix. </w:t>
-      </w:r>
-    </w:p>
-    <w:p>
-      <w:pPr>
-        <w:pStyle w:val="Normal"/>
-        <w:widowControl/>
-        <w:bidi w:val="0"/>
-        <w:spacing w:lineRule="auto" w:line="259" w:before="0" w:after="160"/>
-        <w:jc w:val="left"/>
-        <w:rPr>
-          <w:i w:val="false"/>
-          <w:i w:val="false"/>
-          <w:iCs w:val="false"/>
-          <w:u w:val="none"/>
-        </w:rPr>
-      </w:pPr>
-      <w:r>
-        <w:rPr>
-          <w:u w:val="single"/>
+        <w:t xml:space="preserve"> you can get a better visual. The only popular child distro that came from Slackware (in my opinion) is OpenSuse. Popular children of Debian include: Ubuntu, Raspbian (for Raspberry Pi), Kubuntu, Linux Mint, Pop OS, Elementary OS, Zorin, etc. Popular RedHat-based distros include: CentOS, Fedora, Qubes OS, etc. And finally, popular Arch-based distros include: Porabola, Manjaro, Black Arch, and Artix. </w:t>
+      </w:r>
+    </w:p>
+    <w:p>
+      <w:pPr>
+        <w:pStyle w:val="Normal"/>
+        <w:widowControl/>
+        <w:bidi w:val="0"/>
+        <w:spacing w:lineRule="auto" w:line="259" w:before="0" w:after="160"/>
+        <w:jc w:val="left"/>
+        <w:rPr>
+          <w:i w:val="false"/>
+          <w:i w:val="false"/>
+          <w:iCs w:val="false"/>
+          <w:u w:val="none"/>
+        </w:rPr>
+      </w:pPr>
+      <w:r>
+        <w:rPr>
+          <w:i w:val="false"/>
+          <w:iCs w:val="false"/>
+          <w:u w:val="none"/>
         </w:rPr>
       </w:r>
     </w:p>
@@ -476,7 +458,118 @@
           <w:u w:val="none"/>
         </w:rPr>
         <w:tab/>
-        <w:t xml:space="preserve">The Linux community can get very concerned over so-called “bloat-ware” ie. software that is either monolithic (like systemd), packed with extra features, or that has poorly written, and unoptimized code. You may hear certain distros refered to as “minimalist distros”. Generally, minimalist distros such as Arch Linux, Void Linux, and Gentoo come packaged with next to no applications, and expect the user to install and configure most applications by themselves. Stay away from these distributions if you are a beginner, but don’t disregard them as “too difficult” either. Installing a minimalist distro may not be as hard as some people might assume, and it’s a really good learning experience, if nothing else. </w:t>
+      </w:r>
+      <w:r>
+        <w:rPr>
+          <w:i w:val="false"/>
+          <w:iCs w:val="false"/>
+          <w:u w:val="none"/>
+        </w:rPr>
+        <w:t>Some of the</w:t>
+      </w:r>
+      <w:r>
+        <w:rPr>
+          <w:i w:val="false"/>
+          <w:iCs w:val="false"/>
+          <w:u w:val="none"/>
+        </w:rPr>
+        <w:t xml:space="preserve"> Linux community get</w:t>
+      </w:r>
+      <w:r>
+        <w:rPr>
+          <w:i w:val="false"/>
+          <w:iCs w:val="false"/>
+          <w:u w:val="none"/>
+        </w:rPr>
+        <w:t>s</w:t>
+      </w:r>
+      <w:r>
+        <w:rPr>
+          <w:i w:val="false"/>
+          <w:iCs w:val="false"/>
+          <w:u w:val="none"/>
+        </w:rPr>
+        <w:t xml:space="preserve"> very concerned over so-called “bloat-ware” ie. software that is either monolithic (</w:t>
+      </w:r>
+      <w:r>
+        <w:rPr>
+          <w:i w:val="false"/>
+          <w:iCs w:val="false"/>
+          <w:u w:val="none"/>
+        </w:rPr>
+        <w:t>such as</w:t>
+      </w:r>
+      <w:r>
+        <w:rPr>
+          <w:i w:val="false"/>
+          <w:iCs w:val="false"/>
+          <w:u w:val="none"/>
+        </w:rPr>
+        <w:t xml:space="preserve"> systemd, </w:t>
+      </w:r>
+      <w:r>
+        <w:rPr>
+          <w:i w:val="false"/>
+          <w:iCs w:val="false"/>
+          <w:u w:val="none"/>
+        </w:rPr>
+        <w:t>arguably</w:t>
+      </w:r>
+      <w:r>
+        <w:rPr>
+          <w:i w:val="false"/>
+          <w:iCs w:val="false"/>
+          <w:u w:val="none"/>
+        </w:rPr>
+        <w:t xml:space="preserve">), packed with extra </w:t>
+      </w:r>
+      <w:r>
+        <w:rPr>
+          <w:i w:val="false"/>
+          <w:iCs w:val="false"/>
+          <w:u w:val="none"/>
+        </w:rPr>
+        <w:t>(and more importantly, unnecessary)</w:t>
+      </w:r>
+      <w:r>
+        <w:rPr>
+          <w:i w:val="false"/>
+          <w:iCs w:val="false"/>
+          <w:u w:val="none"/>
+        </w:rPr>
+        <w:t xml:space="preserve"> features, or that has poorly written and unoptimized code. You may hear certain distros refered to as “minimalist distros”. Generally, minimalist distros such as Arch Linux, Void Linux, and Gentoo come packaged with next to no applications, and expect the user to install and configure most applications by themselves. Stay away from these distributions if you are a beginner, but don’t disregard them as “too difficult” either. Installing a minimalist distro </w:t>
+      </w:r>
+      <w:r>
+        <w:rPr>
+          <w:i w:val="false"/>
+          <w:iCs w:val="false"/>
+          <w:u w:val="none"/>
+        </w:rPr>
+        <w:t>is usually</w:t>
+      </w:r>
+      <w:r>
+        <w:rPr>
+          <w:i w:val="false"/>
+          <w:iCs w:val="false"/>
+          <w:u w:val="none"/>
+        </w:rPr>
+        <w:t xml:space="preserve"> not be as hard as some people assume, and </w:t>
+      </w:r>
+      <w:r>
+        <w:rPr>
+          <w:i w:val="false"/>
+          <w:iCs w:val="false"/>
+          <w:u w:val="none"/>
+        </w:rPr>
+        <w:t>even if you don’t stick with it as your preferred distro,</w:t>
+      </w:r>
+      <w:r>
+        <w:rPr>
+          <w:i w:val="false"/>
+          <w:iCs w:val="false"/>
+          <w:u w:val="none"/>
+        </w:rPr>
+        <w:t xml:space="preserve"> it’s a really good learning experience, if nothing else. </w:t>
         <w:br/>
         <w:br/>
       </w:r>
@@ -507,74 +600,92 @@
           <w:u w:val="none"/>
         </w:rPr>
         <w:tab/>
-        <w:t xml:space="preserve">I’ve been sort of vague about the key differences of various distributions up until now, but I aim to cover what you can reasonably expect to find in a Linux distribution. Of course, the heart of every distribution is the Linux kernel. The kernel may have minor changes from distro to distro, but for the most part, it usually remains unchanged. </w:t>
-      </w:r>
-      <w:r>
-        <w:rPr>
-          <w:i w:val="false"/>
-          <w:iCs w:val="false"/>
-          <w:u w:val="none"/>
-        </w:rPr>
-        <w:t>Most Linux distributions come packaged with a boot loader, which is launched by the BIOS/</w:t>
-      </w:r>
-      <w:r>
-        <w:rPr>
-          <w:i w:val="false"/>
-          <w:iCs w:val="false"/>
-          <w:u w:val="none"/>
-        </w:rPr>
-        <w:t>UEFI</w:t>
-      </w:r>
-      <w:r>
-        <w:rPr>
-          <w:i w:val="false"/>
-          <w:iCs w:val="false"/>
-          <w:u w:val="none"/>
-        </w:rPr>
-        <w:t xml:space="preserve">, or whatever initial program loader is on the system. The boot loader is responsible for booting the OS. By far the most common boot loader is called GRUB which stands for “Grand Unified Bootloader”. </w:t>
-      </w:r>
-      <w:r>
-        <w:rPr>
-          <w:i w:val="false"/>
-          <w:iCs w:val="false"/>
-          <w:u w:val="none"/>
-        </w:rPr>
-        <w:t xml:space="preserve">The distro will also come packaged with various services known as “daemons”. A daemon is essentially an application process that runs in the background. Daemons often provide some low-level functionality. For example, sshd is the Secure Shell (SSH) Daemon, which provides ssh functionality. All Linux distros must come with basic utilities. When we talk about utilities, we’re referring to the commands that you can type into the command line to have your shell execute. Some basic utilities include cd, ls, cat, etc. Depending on the distro, you may have more or less utilties when you first install it. </w:t>
-      </w:r>
-      <w:r>
-        <w:rPr>
-          <w:i w:val="false"/>
-          <w:iCs w:val="false"/>
-          <w:u w:val="none"/>
-        </w:rPr>
-        <w:t xml:space="preserve">Speaking of shells, every distro comes with some shell, which is a command line interpreter. It reads in shell code, and executes it. Common shells are the Bourne Shell (sh), the Bourne Again Shell (bash), the Korn Shell (ksh), the C Shell (csh), and the Z Shell (zsh). </w:t>
-      </w:r>
-      <w:r>
-        <w:rPr>
-          <w:i w:val="false"/>
-          <w:iCs w:val="false"/>
-          <w:u w:val="none"/>
-        </w:rPr>
-        <w:t xml:space="preserve">Finally, a lot of distros come with a package manager. Packages in Linux refer to utilities + extras eg. documentation, config files, etc. A package manager is in charge of downloading applications from some centralized repository and then installing and configuring them. It is also responsible for updating packages on your system and for uninstalling packages. </w:t>
-      </w:r>
-    </w:p>
-    <w:p>
-      <w:pPr>
-        <w:pStyle w:val="Normal"/>
-        <w:widowControl/>
-        <w:bidi w:val="0"/>
-        <w:spacing w:lineRule="auto" w:line="259" w:before="0" w:after="160"/>
-        <w:jc w:val="left"/>
-        <w:rPr>
-          <w:i w:val="false"/>
-          <w:i w:val="false"/>
-          <w:iCs w:val="false"/>
-          <w:u w:val="none"/>
-        </w:rPr>
-      </w:pPr>
-      <w:r>
-        <w:rPr>
-          <w:u w:val="single"/>
+        <w:t xml:space="preserve">I’ve been sort of vague about the key differences </w:t>
+      </w:r>
+      <w:r>
+        <w:rPr>
+          <w:i w:val="false"/>
+          <w:iCs w:val="false"/>
+          <w:u w:val="none"/>
+        </w:rPr>
+        <w:t>between</w:t>
+      </w:r>
+      <w:r>
+        <w:rPr>
+          <w:i w:val="false"/>
+          <w:iCs w:val="false"/>
+          <w:u w:val="none"/>
+        </w:rPr>
+        <w:t xml:space="preserve"> distributions up until now, but I aim to cover what you can reasonably expect to find in a </w:t>
+      </w:r>
+      <w:r>
+        <w:rPr>
+          <w:i w:val="false"/>
+          <w:iCs w:val="false"/>
+          <w:u w:val="none"/>
+        </w:rPr>
+        <w:t xml:space="preserve">typical </w:t>
+      </w:r>
+      <w:r>
+        <w:rPr>
+          <w:i w:val="false"/>
+          <w:iCs w:val="false"/>
+          <w:u w:val="none"/>
+        </w:rPr>
+        <w:t xml:space="preserve">Linux distribution. Of course, the heart of every distribution is the Linux kernel. The kernel may have minor changes from distro to distro, but for the most part, it usually remains unchanged. Most Linux distributions come packaged with a boot loader, which is launched by the BIOS/UEFI, or whatever initial program loader is on the system. The boot loader is responsible for booting the OS. By far the most common boot loader is GRUB, which stands for “Grand Unified Bootloader”. The distro will also come packaged with various services known as “daemons”. A daemon is essentially an application process that runs in the background. Daemons often provide some low-level functionality. For example, sshd is the Secure Shell (SSH) Daemon, which provides ssh functionality. All Linux distros must come with basic utilities. When we talk about utilities, we’re referring to the commands that you can type into the command line to have your shell execute. Some basic utilities include cd, ls, cat, etc. Depending on the distro, you may have more or less utilties when you first install it. Speaking of shells, every distro comes with some shell, which is a command line interpreter. It reads in shell code </w:t>
+      </w:r>
+      <w:r>
+        <w:rPr>
+          <w:i w:val="false"/>
+          <w:iCs w:val="false"/>
+          <w:u w:val="none"/>
+        </w:rPr>
+        <w:t>from the console</w:t>
+      </w:r>
+      <w:r>
+        <w:rPr>
+          <w:i w:val="false"/>
+          <w:iCs w:val="false"/>
+          <w:u w:val="none"/>
+        </w:rPr>
+        <w:t xml:space="preserve">, and executes it </w:t>
+      </w:r>
+      <w:r>
+        <w:rPr>
+          <w:i w:val="false"/>
+          <w:iCs w:val="false"/>
+          <w:u w:val="none"/>
+        </w:rPr>
+        <w:t>as commands</w:t>
+      </w:r>
+      <w:r>
+        <w:rPr>
+          <w:i w:val="false"/>
+          <w:iCs w:val="false"/>
+          <w:u w:val="none"/>
+        </w:rPr>
+        <w:t xml:space="preserve">. Common shells are the Bourne Shell (sh), the Bourne Again Shell (bash), the Korn Shell (ksh), the C Shell (csh), and the Z Shell (zsh). Finally, a lot of distros come with a package manager. Packages in Linux refer to utilities + extras eg. documentation, config files, etc. A package manager is in charge of downloading applications from some centralized repository and then installing and configuring them. It is also responsible for updating packages on your system and for uninstalling packages. </w:t>
+      </w:r>
+    </w:p>
+    <w:p>
+      <w:pPr>
+        <w:pStyle w:val="Normal"/>
+        <w:widowControl/>
+        <w:bidi w:val="0"/>
+        <w:spacing w:lineRule="auto" w:line="259" w:before="0" w:after="160"/>
+        <w:jc w:val="left"/>
+        <w:rPr>
+          <w:i w:val="false"/>
+          <w:i w:val="false"/>
+          <w:iCs w:val="false"/>
+          <w:u w:val="none"/>
+        </w:rPr>
+      </w:pPr>
+      <w:r>
+        <w:rPr>
+          <w:i w:val="false"/>
+          <w:iCs w:val="false"/>
+          <w:u w:val="none"/>
         </w:rPr>
       </w:r>
     </w:p>
@@ -616,63 +727,65 @@
           <w:u w:val="none"/>
         </w:rPr>
         <w:tab/>
-        <w:t xml:space="preserve">Installing a Linux distribution varies from distro to distro, but generally, they share a lot of similarities. Because of the history of Linux, and of operating systems in general, Linux distros are often distributed as ISO files which represent optical disks of the past (CDs and DVDs) in a digital format. ISO is not actually an acronym for anything, it just refers to the ISO 9660 standard used for CD-ROM media. Anyways, these can often be torrented using qtorrent (which is not illegal unless the distribution costs money), or downloaded from an official website or mirror server. </w:t>
-      </w:r>
-      <w:r>
-        <w:rPr>
-          <w:i w:val="false"/>
-          <w:iCs w:val="false"/>
-          <w:u w:val="none"/>
-        </w:rPr>
-        <w:t xml:space="preserve">It is recommended that you compare the checksum that is often provided on the website with the checksum of the ISO file to make sure that it hasn’t been tampered with. You may want to use a tool such as Rufus to “burn” the ISO onto your thumbdrive. This will optionally format the drive at the same time, which is ideal. Once the ISO is on the thumbdrive, entering your PCs BIOS/UEFI will allow you to select the thumbdrive as your primary boot device. Upon saving the settings and rebooting your computer, the boot loader will launch the Linux image. This is often refered to as a “live CD”. The operating system is not yet installed on your computers hard drive, it’s just a live image that you can mess around in, sort of like a VM. This is good for testing that all your devices connect and that you enjoy the UI. Changes made to a live CD are volatile, meaning on reboot, they will no longer be saved. The live CD will sometimes come with a document that will explain the process of actually installing the OS, or sometimes, the installer is launched as soon as you boot the live CD, and other times, you just need to read the documentation online. It is possible to dual-boot both Linux and Windows if you have enough hard drive space, but I will not cover how to do that here. </w:t>
-      </w:r>
-    </w:p>
-    <w:p>
-      <w:pPr>
-        <w:pStyle w:val="Normal"/>
-        <w:widowControl/>
-        <w:bidi w:val="0"/>
-        <w:spacing w:lineRule="auto" w:line="259" w:before="0" w:after="160"/>
-        <w:jc w:val="left"/>
-        <w:rPr>
-          <w:i w:val="false"/>
-          <w:i w:val="false"/>
-          <w:iCs w:val="false"/>
-          <w:u w:val="none"/>
-        </w:rPr>
-      </w:pPr>
-      <w:r>
-        <w:rPr>
-          <w:u w:val="single"/>
-        </w:rPr>
-      </w:r>
-    </w:p>
-    <w:p>
-      <w:pPr>
-        <w:pStyle w:val="Normal"/>
-        <w:widowControl/>
-        <w:bidi w:val="0"/>
-        <w:spacing w:lineRule="auto" w:line="259" w:before="0" w:after="160"/>
-        <w:jc w:val="left"/>
-        <w:rPr>
-          <w:u w:val="single"/>
-        </w:rPr>
-      </w:pPr>
-      <w:r>
-        <w:rPr>
-          <w:i w:val="false"/>
-          <w:iCs w:val="false"/>
-          <w:u w:val="single"/>
-        </w:rPr>
-        <w:t xml:space="preserve">A </w:t>
-      </w:r>
-      <w:r>
-        <w:rPr>
-          <w:i w:val="false"/>
-          <w:iCs w:val="false"/>
-          <w:u w:val="single"/>
-        </w:rPr>
-        <w:t>Fresh Install:</w:t>
+        <w:t xml:space="preserve">Installing a Linux distribution varies from distro to distro, but generally, the </w:t>
+      </w:r>
+      <w:r>
+        <w:rPr>
+          <w:i w:val="false"/>
+          <w:iCs w:val="false"/>
+          <w:u w:val="none"/>
+        </w:rPr>
+        <w:t>process remains similar</w:t>
+      </w:r>
+      <w:r>
+        <w:rPr>
+          <w:i w:val="false"/>
+          <w:iCs w:val="false"/>
+          <w:u w:val="none"/>
+        </w:rPr>
+        <w:t xml:space="preserve">. Because of the history of Linux, and of operating systems in general, Linux distros are often distributed as ISO files which represent optical disks of the past (CDs and DVDs) in a digital format. ISO is not actually an acronym for anything, it just refers to the ISO 9660 standard used for CD-ROM media. Anyways, these can often be torrented using qtorrent (which is not illegal unless the distribution costs money), or downloaded from an official website or mirror server. It is recommended that you compare the checksum that is often provided on the website with the checksum of the ISO file to make sure that it hasn’t been tampered with. You may want to use a tool such as Rufus to “burn” the ISO onto your thumbdrive. This will optionally format the drive at the same time, which is ideal. Once the ISO is on the thumbdrive, entering your PCs BIOS/UEFI will allow you to select the thumbdrive as your primary boot device. Upon saving the settings and rebooting your computer, the boot loader will launch the Linux image. This is often refered to as a “live CD”. The operating system is not yet installed on your computer’s hard drive, it’s just a live image that you can mess around in, sort of like a VM. This is good for testing that all your devices connect and that you enjoy the UI. Changes made to a live CD are volatile, meaning on reboot, they will no longer be saved. The live CD will sometimes come with a document that will explain the process of actually installing the OS, or sometimes, the installer is launched as soon as you boot the live CD, and other times, you just need to read the documentation online. It is possible to dual-boot both Linux and Windows if you have enough hard drive space, but I will not cover how to do that here. </w:t>
+      </w:r>
+    </w:p>
+    <w:p>
+      <w:pPr>
+        <w:pStyle w:val="Normal"/>
+        <w:widowControl/>
+        <w:bidi w:val="0"/>
+        <w:spacing w:lineRule="auto" w:line="259" w:before="0" w:after="160"/>
+        <w:jc w:val="left"/>
+        <w:rPr>
+          <w:i w:val="false"/>
+          <w:i w:val="false"/>
+          <w:iCs w:val="false"/>
+          <w:u w:val="none"/>
+        </w:rPr>
+      </w:pPr>
+      <w:r>
+        <w:rPr>
+          <w:i w:val="false"/>
+          <w:iCs w:val="false"/>
+          <w:u w:val="none"/>
+        </w:rPr>
+      </w:r>
+    </w:p>
+    <w:p>
+      <w:pPr>
+        <w:pStyle w:val="Normal"/>
+        <w:widowControl/>
+        <w:bidi w:val="0"/>
+        <w:spacing w:lineRule="auto" w:line="259" w:before="0" w:after="160"/>
+        <w:jc w:val="left"/>
+        <w:rPr>
+          <w:u w:val="single"/>
+        </w:rPr>
+      </w:pPr>
+      <w:r>
+        <w:rPr>
+          <w:i w:val="false"/>
+          <w:iCs w:val="false"/>
+          <w:u w:val="single"/>
+        </w:rPr>
+        <w:t>A Fresh Install:</w:t>
       </w:r>
     </w:p>
     <w:p>
@@ -693,71 +806,113 @@
           <w:u w:val="none"/>
         </w:rPr>
         <w:tab/>
-        <w:t xml:space="preserve">Once Linux is installed to your hard drive, you will no longer require the live CD. There are some things to note about the environment that is executed on boot. First and foremost, you will almost always start in some login screen. The login screen is the basic authentication method for most operating systems. The authentication on Linux is usually controlled by a daemon known as PAM (Pluggable Authentication Modules). Presumably, the installation wizard for the OS requested a username and password, so this is where you’d enter that. Upon entry, you will most likely be greeted by a GUI (not always, but usually). The OS’s GUI is known as the Desktop Environment, or DE for short. Popular DEs include KDE Plasma, XFCE, Cinammon, GNOME, MATE, etc. You will probably have some sort of application launcher, some sort of file explorer/manager, a terminal emulator, and a system info bar at the top of the screen. </w:t>
-      </w:r>
-      <w:r>
-        <w:rPr>
-          <w:i w:val="false"/>
-          <w:iCs w:val="false"/>
-          <w:u w:val="none"/>
-        </w:rPr>
-        <w:t xml:space="preserve">These all depend on the distro, as well as the DE. For example, Ubuntu uses GNOME as its DE. Nautilus is the GNOME file manager, Applications Menu is the GNOME application launcher, and GNOME Terminal is the GNOME terminal emulator. Speaking of the terminal emulator, Ctrl + Alt + t is usually the shortcut to open up a terminal session. It’s always good to update your packages and your system on a fresh install. This is because your ISO could come with outdated packages. Assuming that you are using a Debian-based distribution, you package manager will be called “apt”. If you open a terminal, we can enter our first commands. The first command to run is “sudo apt update”, followed by “sudo apt upgrade”. The former command will download any updates to packages installed on your system, and upgrade will actually install those updates. This includes updates to the kernel. If you want to see what packages are installed on your system, you can run “apt list --installed”. </w:t>
-      </w:r>
-      <w:r>
-        <w:rPr>
-          <w:i w:val="false"/>
-          <w:iCs w:val="false"/>
-          <w:u w:val="none"/>
-        </w:rPr>
-        <w:t xml:space="preserve">Apt has other features as well, such as searching the repositories for packages. These are summarized in the manual for apt. On nearly all distros, packages must come with documentation. These docs can be found with the “man” utility. For example, to learn more about apt, you can run “man apt” which will bring up the documentation for apt. The man command is one of the most useful and essential commands for being self-sufficient in Linux, otherwise you will be doing google searches all the time. </w:t>
-      </w:r>
-    </w:p>
-    <w:p>
-      <w:pPr>
-        <w:pStyle w:val="Normal"/>
-        <w:widowControl/>
-        <w:bidi w:val="0"/>
-        <w:spacing w:lineRule="auto" w:line="259" w:before="0" w:after="160"/>
-        <w:jc w:val="left"/>
-        <w:rPr>
-          <w:i w:val="false"/>
-          <w:i w:val="false"/>
-          <w:iCs w:val="false"/>
-          <w:u w:val="none"/>
-        </w:rPr>
-      </w:pPr>
-      <w:r>
-        <w:rPr>
-          <w:u w:val="single"/>
-        </w:rPr>
-      </w:r>
-    </w:p>
-    <w:p>
-      <w:pPr>
-        <w:pStyle w:val="Normal"/>
-        <w:widowControl/>
-        <w:bidi w:val="0"/>
-        <w:spacing w:lineRule="auto" w:line="259" w:before="0" w:after="160"/>
-        <w:jc w:val="left"/>
-        <w:rPr>
-          <w:u w:val="single"/>
-        </w:rPr>
-      </w:pPr>
-      <w:r>
-        <w:rPr>
-          <w:i w:val="false"/>
-          <w:iCs w:val="false"/>
-          <w:u w:val="single"/>
-        </w:rPr>
-        <w:t>T</w:t>
-      </w:r>
-      <w:r>
-        <w:rPr>
-          <w:i w:val="false"/>
-          <w:iCs w:val="false"/>
-          <w:u w:val="single"/>
-        </w:rPr>
-        <w:t>he Linux Filesystem:</w:t>
+        <w:t xml:space="preserve">Once Linux is installed to your hard drive, you will no longer require the live CD. There are some things to note about the environment that is executed on boot. First and foremost, you will almost always start in some login screen. The login screen is the basic authentication method for most operating systems. The authentication on Linux is usually controlled by a daemon known as PAM (Pluggable Authentication Modules). Presumably, the installation wizard for the OS requested a username and password, so this is where you’d enter that. Upon entry, you will most likely be greeted by a GUI (not always, but usually). The OS’s GUI is known as the Desktop Environment, or DE for short. Popular DEs include KDE Plasma, XFCE, Cinammon, GNOME, MATE, etc. You will probably have some sort of application launcher, some sort of file explorer/manager, a terminal emulator, and a system info bar at the top of the screen. These all depend on the distro, as well as the DE. For example, Ubuntu uses GNOME as its DE. Nautilus is the GNOME file manager, Applications Menu is the GNOME application launcher, and GNOME Terminal is the GNOME terminal emulator. Speaking of the terminal emulator, Ctrl + Alt + t is usually the shortcut to open up a terminal session. It’s always good to update your packages and your system on a fresh install. This is because your ISO could come with outdated packages. Assuming that you are using a Debian-based distribution, you package manager will be called “apt”. If you open a terminal, we can enter our first commands. The first command to run is “sudo apt update”, followed by “sudo apt upgrade”. The former command will download any updates to packages installed on your system, and upgrade will actually install those updates. This includes updates to the kernel. If you want to see what packages are installed on your system, you can run “apt list --installed”. Apt has other features as well, such as searching the repositories for packages </w:t>
+      </w:r>
+      <w:r>
+        <w:rPr>
+          <w:i w:val="false"/>
+          <w:iCs w:val="false"/>
+          <w:u w:val="none"/>
+        </w:rPr>
+        <w:t>with apt search</w:t>
+      </w:r>
+      <w:r>
+        <w:rPr>
+          <w:i w:val="false"/>
+          <w:iCs w:val="false"/>
+          <w:u w:val="none"/>
+        </w:rPr>
+        <w:t xml:space="preserve">. These are summarized in the manual for apt. On nearly all distros, packages must come with documentation </w:t>
+      </w:r>
+      <w:r>
+        <w:rPr>
+          <w:i w:val="false"/>
+          <w:iCs w:val="false"/>
+          <w:u w:val="none"/>
+        </w:rPr>
+        <w:t>in the form of user manuals called man pages</w:t>
+      </w:r>
+      <w:r>
+        <w:rPr>
+          <w:i w:val="false"/>
+          <w:iCs w:val="false"/>
+          <w:u w:val="none"/>
+        </w:rPr>
+        <w:t>. These docs can be found with the “man” utility. For example, to learn more about apt, you can run “man apt” which will bring up the documentation for apt. The man command is one of the most useful and essential commands for be</w:t>
+      </w:r>
+      <w:r>
+        <w:rPr>
+          <w:i w:val="false"/>
+          <w:iCs w:val="false"/>
+          <w:u w:val="none"/>
+        </w:rPr>
+        <w:t>coming</w:t>
+      </w:r>
+      <w:r>
+        <w:rPr>
+          <w:i w:val="false"/>
+          <w:iCs w:val="false"/>
+          <w:u w:val="none"/>
+        </w:rPr>
+        <w:t xml:space="preserve"> self-sufficient in Linux, otherwise you will be doing google searches all the time, </w:t>
+      </w:r>
+      <w:r>
+        <w:rPr>
+          <w:i w:val="false"/>
+          <w:iCs w:val="false"/>
+          <w:u w:val="none"/>
+        </w:rPr>
+        <w:t>which can be very time consuming</w:t>
+      </w:r>
+      <w:r>
+        <w:rPr>
+          <w:i w:val="false"/>
+          <w:iCs w:val="false"/>
+          <w:u w:val="none"/>
+        </w:rPr>
+        <w:t xml:space="preserve">. </w:t>
+      </w:r>
+    </w:p>
+    <w:p>
+      <w:pPr>
+        <w:pStyle w:val="Normal"/>
+        <w:widowControl/>
+        <w:bidi w:val="0"/>
+        <w:spacing w:lineRule="auto" w:line="259" w:before="0" w:after="160"/>
+        <w:jc w:val="left"/>
+        <w:rPr>
+          <w:i w:val="false"/>
+          <w:i w:val="false"/>
+          <w:iCs w:val="false"/>
+          <w:u w:val="none"/>
+        </w:rPr>
+      </w:pPr>
+      <w:r>
+        <w:rPr>
+          <w:i w:val="false"/>
+          <w:iCs w:val="false"/>
+          <w:u w:val="none"/>
+        </w:rPr>
+      </w:r>
+    </w:p>
+    <w:p>
+      <w:pPr>
+        <w:pStyle w:val="Normal"/>
+        <w:widowControl/>
+        <w:bidi w:val="0"/>
+        <w:spacing w:lineRule="auto" w:line="259" w:before="0" w:after="160"/>
+        <w:jc w:val="left"/>
+        <w:rPr>
+          <w:u w:val="single"/>
+        </w:rPr>
+      </w:pPr>
+      <w:r>
+        <w:rPr>
+          <w:i w:val="false"/>
+          <w:iCs w:val="false"/>
+          <w:u w:val="single"/>
+        </w:rPr>
+        <w:t>The Linux Filesystem:</w:t>
       </w:r>
     </w:p>
     <w:p>
@@ -872,140 +1027,148 @@
       </w:pPr>
       <w:r>
         <w:rPr>
-          <w:u w:val="none"/>
-        </w:rPr>
-      </w:r>
-    </w:p>
-    <w:p>
-      <w:pPr>
-        <w:pStyle w:val="Normal"/>
-        <w:widowControl/>
-        <w:bidi w:val="0"/>
-        <w:spacing w:lineRule="auto" w:line="259" w:before="0" w:after="160"/>
-        <w:jc w:val="left"/>
-        <w:rPr>
-          <w:i w:val="false"/>
-          <w:i w:val="false"/>
-          <w:iCs w:val="false"/>
-        </w:rPr>
-      </w:pPr>
-      <w:r>
-        <w:rPr>
-          <w:u w:val="none"/>
-        </w:rPr>
-      </w:r>
-    </w:p>
-    <w:p>
-      <w:pPr>
-        <w:pStyle w:val="Normal"/>
-        <w:widowControl/>
-        <w:bidi w:val="0"/>
-        <w:spacing w:lineRule="auto" w:line="259" w:before="0" w:after="160"/>
-        <w:jc w:val="left"/>
-        <w:rPr>
-          <w:i w:val="false"/>
-          <w:i w:val="false"/>
-          <w:iCs w:val="false"/>
-        </w:rPr>
-      </w:pPr>
-      <w:r>
-        <w:rPr>
-          <w:u w:val="none"/>
-        </w:rPr>
-      </w:r>
-    </w:p>
-    <w:p>
-      <w:pPr>
-        <w:pStyle w:val="Normal"/>
-        <w:widowControl/>
-        <w:bidi w:val="0"/>
-        <w:spacing w:lineRule="auto" w:line="259" w:before="0" w:after="160"/>
-        <w:jc w:val="left"/>
-        <w:rPr>
-          <w:i w:val="false"/>
-          <w:i w:val="false"/>
-          <w:iCs w:val="false"/>
-        </w:rPr>
-      </w:pPr>
-      <w:r>
-        <w:rPr>
-          <w:u w:val="none"/>
-        </w:rPr>
-      </w:r>
-    </w:p>
-    <w:p>
-      <w:pPr>
-        <w:pStyle w:val="Normal"/>
-        <w:widowControl/>
-        <w:bidi w:val="0"/>
-        <w:spacing w:lineRule="auto" w:line="259" w:before="0" w:after="160"/>
-        <w:jc w:val="left"/>
-        <w:rPr>
-          <w:i w:val="false"/>
-          <w:i w:val="false"/>
-          <w:iCs w:val="false"/>
-        </w:rPr>
-      </w:pPr>
-      <w:r>
-        <w:rPr>
-          <w:u w:val="none"/>
-        </w:rPr>
-      </w:r>
-    </w:p>
-    <w:p>
-      <w:pPr>
-        <w:pStyle w:val="Normal"/>
-        <w:widowControl/>
-        <w:bidi w:val="0"/>
-        <w:spacing w:lineRule="auto" w:line="259" w:before="0" w:after="160"/>
-        <w:jc w:val="left"/>
-        <w:rPr>
-          <w:i w:val="false"/>
-          <w:i w:val="false"/>
-          <w:iCs w:val="false"/>
-        </w:rPr>
-      </w:pPr>
-      <w:r>
-        <w:rPr>
-          <w:u w:val="none"/>
-        </w:rPr>
-      </w:r>
-    </w:p>
-    <w:p>
-      <w:pPr>
-        <w:pStyle w:val="Normal"/>
-        <w:widowControl/>
-        <w:bidi w:val="0"/>
-        <w:spacing w:lineRule="auto" w:line="259" w:before="0" w:after="160"/>
-        <w:jc w:val="left"/>
-        <w:rPr>
-          <w:i w:val="false"/>
-          <w:i w:val="false"/>
-          <w:iCs w:val="false"/>
-        </w:rPr>
-      </w:pPr>
-      <w:r>
-        <w:rPr>
-          <w:u w:val="none"/>
-        </w:rPr>
-      </w:r>
-    </w:p>
-    <w:p>
-      <w:pPr>
-        <w:pStyle w:val="Normal"/>
-        <w:widowControl/>
-        <w:bidi w:val="0"/>
-        <w:spacing w:lineRule="auto" w:line="259" w:before="0" w:after="160"/>
-        <w:jc w:val="left"/>
-        <w:rPr>
-          <w:i w:val="false"/>
-          <w:i w:val="false"/>
-          <w:iCs w:val="false"/>
-        </w:rPr>
-      </w:pPr>
-      <w:r>
-        <w:rPr>
-          <w:u w:val="none"/>
+          <w:i w:val="false"/>
+          <w:iCs w:val="false"/>
+        </w:rPr>
+      </w:r>
+    </w:p>
+    <w:p>
+      <w:pPr>
+        <w:pStyle w:val="Normal"/>
+        <w:widowControl/>
+        <w:bidi w:val="0"/>
+        <w:spacing w:lineRule="auto" w:line="259" w:before="0" w:after="160"/>
+        <w:jc w:val="left"/>
+        <w:rPr>
+          <w:i w:val="false"/>
+          <w:i w:val="false"/>
+          <w:iCs w:val="false"/>
+        </w:rPr>
+      </w:pPr>
+      <w:r>
+        <w:rPr>
+          <w:i w:val="false"/>
+          <w:iCs w:val="false"/>
+        </w:rPr>
+      </w:r>
+    </w:p>
+    <w:p>
+      <w:pPr>
+        <w:pStyle w:val="Normal"/>
+        <w:widowControl/>
+        <w:bidi w:val="0"/>
+        <w:spacing w:lineRule="auto" w:line="259" w:before="0" w:after="160"/>
+        <w:jc w:val="left"/>
+        <w:rPr>
+          <w:i w:val="false"/>
+          <w:i w:val="false"/>
+          <w:iCs w:val="false"/>
+        </w:rPr>
+      </w:pPr>
+      <w:r>
+        <w:rPr>
+          <w:i w:val="false"/>
+          <w:iCs w:val="false"/>
+        </w:rPr>
+      </w:r>
+    </w:p>
+    <w:p>
+      <w:pPr>
+        <w:pStyle w:val="Normal"/>
+        <w:widowControl/>
+        <w:bidi w:val="0"/>
+        <w:spacing w:lineRule="auto" w:line="259" w:before="0" w:after="160"/>
+        <w:jc w:val="left"/>
+        <w:rPr>
+          <w:i w:val="false"/>
+          <w:i w:val="false"/>
+          <w:iCs w:val="false"/>
+        </w:rPr>
+      </w:pPr>
+      <w:r>
+        <w:rPr>
+          <w:i w:val="false"/>
+          <w:iCs w:val="false"/>
+        </w:rPr>
+      </w:r>
+    </w:p>
+    <w:p>
+      <w:pPr>
+        <w:pStyle w:val="Normal"/>
+        <w:widowControl/>
+        <w:bidi w:val="0"/>
+        <w:spacing w:lineRule="auto" w:line="259" w:before="0" w:after="160"/>
+        <w:jc w:val="left"/>
+        <w:rPr>
+          <w:i w:val="false"/>
+          <w:i w:val="false"/>
+          <w:iCs w:val="false"/>
+        </w:rPr>
+      </w:pPr>
+      <w:r>
+        <w:rPr>
+          <w:i w:val="false"/>
+          <w:iCs w:val="false"/>
+        </w:rPr>
+      </w:r>
+    </w:p>
+    <w:p>
+      <w:pPr>
+        <w:pStyle w:val="Normal"/>
+        <w:widowControl/>
+        <w:bidi w:val="0"/>
+        <w:spacing w:lineRule="auto" w:line="259" w:before="0" w:after="160"/>
+        <w:jc w:val="left"/>
+        <w:rPr>
+          <w:i w:val="false"/>
+          <w:i w:val="false"/>
+          <w:iCs w:val="false"/>
+        </w:rPr>
+      </w:pPr>
+      <w:r>
+        <w:rPr>
+          <w:i w:val="false"/>
+          <w:iCs w:val="false"/>
+        </w:rPr>
+      </w:r>
+    </w:p>
+    <w:p>
+      <w:pPr>
+        <w:pStyle w:val="Normal"/>
+        <w:widowControl/>
+        <w:bidi w:val="0"/>
+        <w:spacing w:lineRule="auto" w:line="259" w:before="0" w:after="160"/>
+        <w:jc w:val="left"/>
+        <w:rPr>
+          <w:i w:val="false"/>
+          <w:i w:val="false"/>
+          <w:iCs w:val="false"/>
+        </w:rPr>
+      </w:pPr>
+      <w:r>
+        <w:rPr>
+          <w:i w:val="false"/>
+          <w:iCs w:val="false"/>
+        </w:rPr>
+      </w:r>
+    </w:p>
+    <w:p>
+      <w:pPr>
+        <w:pStyle w:val="Normal"/>
+        <w:widowControl/>
+        <w:bidi w:val="0"/>
+        <w:spacing w:lineRule="auto" w:line="259" w:before="0" w:after="160"/>
+        <w:jc w:val="left"/>
+        <w:rPr>
+          <w:i w:val="false"/>
+          <w:i w:val="false"/>
+          <w:iCs w:val="false"/>
+        </w:rPr>
+      </w:pPr>
+      <w:r>
+        <w:rPr>
+          <w:i w:val="false"/>
+          <w:iCs w:val="false"/>
         </w:rPr>
       </w:r>
     </w:p>
@@ -1084,30 +1247,51 @@
           <w:iCs w:val="false"/>
           <w:u w:val="none"/>
         </w:rPr>
-        <w:t xml:space="preserve"> Proc stands for process. It contains the Process IDs (PIDs) of all running processes on your system. This directory is not all that interesting for the most part. </w:t>
-      </w:r>
-    </w:p>
-    <w:p>
-      <w:pPr>
-        <w:pStyle w:val="Normal"/>
-        <w:widowControl/>
-        <w:bidi w:val="0"/>
-        <w:spacing w:lineRule="auto" w:line="259" w:before="0" w:after="160"/>
-        <w:jc w:val="left"/>
-        <w:rPr>
-          <w:b w:val="false"/>
-          <w:b w:val="false"/>
-          <w:bCs w:val="false"/>
-          <w:i w:val="false"/>
-          <w:i w:val="false"/>
-          <w:iCs w:val="false"/>
-        </w:rPr>
-      </w:pPr>
-      <w:r>
-        <w:rPr>
-          <w:b/>
-          <w:bCs/>
-          <w:u w:val="none"/>
+        <w:t xml:space="preserve"> Proc stands for process. It contains the Process IDs (PIDs) of all running processes on your system. </w:t>
+      </w:r>
+      <w:r>
+        <w:rPr>
+          <w:b w:val="false"/>
+          <w:bCs w:val="false"/>
+          <w:i w:val="false"/>
+          <w:iCs w:val="false"/>
+          <w:u w:val="none"/>
+        </w:rPr>
+        <w:t>Utilities like top can query these files for information about running processes.</w:t>
+      </w:r>
+      <w:r>
+        <w:rPr>
+          <w:b w:val="false"/>
+          <w:bCs w:val="false"/>
+          <w:i w:val="false"/>
+          <w:iCs w:val="false"/>
+          <w:u w:val="none"/>
+        </w:rPr>
+        <w:t xml:space="preserve"> </w:t>
+      </w:r>
+    </w:p>
+    <w:p>
+      <w:pPr>
+        <w:pStyle w:val="Normal"/>
+        <w:widowControl/>
+        <w:bidi w:val="0"/>
+        <w:spacing w:lineRule="auto" w:line="259" w:before="0" w:after="160"/>
+        <w:jc w:val="left"/>
+        <w:rPr>
+          <w:b w:val="false"/>
+          <w:b w:val="false"/>
+          <w:bCs w:val="false"/>
+          <w:i w:val="false"/>
+          <w:i w:val="false"/>
+          <w:iCs w:val="false"/>
+        </w:rPr>
+      </w:pPr>
+      <w:r>
+        <w:rPr>
+          <w:b w:val="false"/>
+          <w:bCs w:val="false"/>
+          <w:i w:val="false"/>
+          <w:iCs w:val="false"/>
         </w:rPr>
       </w:r>
     </w:p>
@@ -1143,30 +1327,71 @@
           <w:iCs w:val="false"/>
           <w:u w:val="none"/>
         </w:rPr>
-        <w:t xml:space="preserve"> The boot directory contains configuration files for the boot loader, as well as the Linux kernel. The kernel will be called vmlinuz-linux. If you are using GRUB as your boot loader (likely), then grub.conf may be useful for configuring how your system boots.</w:t>
-      </w:r>
-    </w:p>
-    <w:p>
-      <w:pPr>
-        <w:pStyle w:val="Normal"/>
-        <w:widowControl/>
-        <w:bidi w:val="0"/>
-        <w:spacing w:lineRule="auto" w:line="259" w:before="0" w:after="160"/>
-        <w:jc w:val="left"/>
-        <w:rPr>
-          <w:b w:val="false"/>
-          <w:b w:val="false"/>
-          <w:bCs w:val="false"/>
-          <w:i w:val="false"/>
-          <w:i w:val="false"/>
-          <w:iCs w:val="false"/>
-        </w:rPr>
-      </w:pPr>
-      <w:r>
-        <w:rPr>
-          <w:b/>
-          <w:bCs/>
-          <w:u w:val="none"/>
+        <w:t xml:space="preserve"> The boot directory contains configuration files for the boot loader, as well </w:t>
+      </w:r>
+      <w:r>
+        <w:rPr>
+          <w:b w:val="false"/>
+          <w:bCs w:val="false"/>
+          <w:i w:val="false"/>
+          <w:iCs w:val="false"/>
+          <w:u w:val="none"/>
+        </w:rPr>
+        <w:t>as the</w:t>
+      </w:r>
+      <w:r>
+        <w:rPr>
+          <w:b w:val="false"/>
+          <w:bCs w:val="false"/>
+          <w:i w:val="false"/>
+          <w:iCs w:val="false"/>
+          <w:u w:val="none"/>
+        </w:rPr>
+        <w:t xml:space="preserve"> Linux kernel </w:t>
+      </w:r>
+      <w:r>
+        <w:rPr>
+          <w:b w:val="false"/>
+          <w:bCs w:val="false"/>
+          <w:i w:val="false"/>
+          <w:iCs w:val="false"/>
+          <w:u w:val="none"/>
+        </w:rPr>
+        <w:t>itself</w:t>
+      </w:r>
+      <w:r>
+        <w:rPr>
+          <w:b w:val="false"/>
+          <w:bCs w:val="false"/>
+          <w:i w:val="false"/>
+          <w:iCs w:val="false"/>
+          <w:u w:val="none"/>
+        </w:rPr>
+        <w:t>. The kernel will be called vmlinuz-linux. If you are using GRUB as your boot loader (likely), then grub.conf may be useful for configuring how your system boots.</w:t>
+      </w:r>
+    </w:p>
+    <w:p>
+      <w:pPr>
+        <w:pStyle w:val="Normal"/>
+        <w:widowControl/>
+        <w:bidi w:val="0"/>
+        <w:spacing w:lineRule="auto" w:line="259" w:before="0" w:after="160"/>
+        <w:jc w:val="left"/>
+        <w:rPr>
+          <w:b w:val="false"/>
+          <w:b w:val="false"/>
+          <w:bCs w:val="false"/>
+          <w:i w:val="false"/>
+          <w:i w:val="false"/>
+          <w:iCs w:val="false"/>
+        </w:rPr>
+      </w:pPr>
+      <w:r>
+        <w:rPr>
+          <w:b w:val="false"/>
+          <w:bCs w:val="false"/>
+          <w:i w:val="false"/>
+          <w:iCs w:val="false"/>
         </w:rPr>
       </w:r>
     </w:p>
@@ -1202,30 +1427,51 @@
           <w:iCs w:val="false"/>
           <w:u w:val="none"/>
         </w:rPr>
-        <w:t xml:space="preserve"> The root directory is the home directory for the root user. It is often empty since the root user usually doesn’t need to have any files in their home directory. </w:t>
-      </w:r>
-    </w:p>
-    <w:p>
-      <w:pPr>
-        <w:pStyle w:val="Normal"/>
-        <w:widowControl/>
-        <w:bidi w:val="0"/>
-        <w:spacing w:lineRule="auto" w:line="259" w:before="0" w:after="160"/>
-        <w:jc w:val="left"/>
-        <w:rPr>
-          <w:b w:val="false"/>
-          <w:b w:val="false"/>
-          <w:bCs w:val="false"/>
-          <w:i w:val="false"/>
-          <w:i w:val="false"/>
-          <w:iCs w:val="false"/>
-        </w:rPr>
-      </w:pPr>
-      <w:r>
-        <w:rPr>
-          <w:b/>
-          <w:bCs/>
-          <w:u w:val="none"/>
+        <w:t xml:space="preserve"> The root directory is the home directory for the root user. It is often empty since the root user usually doesn’t need to have any files in their home directory </w:t>
+      </w:r>
+      <w:r>
+        <w:rPr>
+          <w:b w:val="false"/>
+          <w:bCs w:val="false"/>
+          <w:i w:val="false"/>
+          <w:iCs w:val="false"/>
+          <w:u w:val="none"/>
+        </w:rPr>
+        <w:t>for the most part</w:t>
+      </w:r>
+      <w:r>
+        <w:rPr>
+          <w:b w:val="false"/>
+          <w:bCs w:val="false"/>
+          <w:i w:val="false"/>
+          <w:iCs w:val="false"/>
+          <w:u w:val="none"/>
+        </w:rPr>
+        <w:t xml:space="preserve">. </w:t>
+      </w:r>
+    </w:p>
+    <w:p>
+      <w:pPr>
+        <w:pStyle w:val="Normal"/>
+        <w:widowControl/>
+        <w:bidi w:val="0"/>
+        <w:spacing w:lineRule="auto" w:line="259" w:before="0" w:after="160"/>
+        <w:jc w:val="left"/>
+        <w:rPr>
+          <w:b w:val="false"/>
+          <w:b w:val="false"/>
+          <w:bCs w:val="false"/>
+          <w:i w:val="false"/>
+          <w:i w:val="false"/>
+          <w:iCs w:val="false"/>
+        </w:rPr>
+      </w:pPr>
+      <w:r>
+        <w:rPr>
+          <w:b w:val="false"/>
+          <w:bCs w:val="false"/>
+          <w:i w:val="false"/>
+          <w:iCs w:val="false"/>
         </w:rPr>
       </w:r>
     </w:p>
@@ -1282,33 +1528,103 @@
       </w:pPr>
       <w:r>
         <w:rPr>
-          <w:b/>
-          <w:bCs/>
-          <w:u w:val="none"/>
-        </w:rPr>
-      </w:r>
-    </w:p>
-    <w:p>
-      <w:pPr>
-        <w:pStyle w:val="Normal"/>
-        <w:widowControl/>
-        <w:bidi w:val="0"/>
-        <w:spacing w:lineRule="auto" w:line="259" w:before="0" w:after="160"/>
-        <w:jc w:val="left"/>
-        <w:rPr>
-          <w:b/>
-          <w:b/>
-          <w:bCs/>
-          <w:u w:val="none"/>
-        </w:rPr>
-      </w:pPr>
-      <w:r>
-        <w:rPr>
-          <w:b/>
-          <w:bCs/>
-          <w:i w:val="false"/>
-          <w:iCs w:val="false"/>
-          <w:u w:val="none"/>
+          <w:b w:val="false"/>
+          <w:bCs w:val="false"/>
+          <w:i w:val="false"/>
+          <w:iCs w:val="false"/>
+        </w:rPr>
+      </w:r>
+    </w:p>
+    <w:p>
+      <w:pPr>
+        <w:pStyle w:val="Normal"/>
+        <w:widowControl/>
+        <w:bidi w:val="0"/>
+        <w:spacing w:lineRule="auto" w:line="259" w:before="0" w:after="160"/>
+        <w:jc w:val="left"/>
+        <w:rPr>
+          <w:b/>
+          <w:b/>
+          <w:bCs/>
+          <w:u w:val="none"/>
+        </w:rPr>
+      </w:pPr>
+      <w:r>
+        <w:rPr>
+          <w:b/>
+          <w:bCs/>
+          <w:i w:val="false"/>
+          <w:iCs w:val="false"/>
+          <w:u w:val="none"/>
+        </w:rPr>
+        <w:t>/sbin:</w:t>
+      </w:r>
+      <w:r>
+        <w:rPr>
+          <w:b w:val="false"/>
+          <w:bCs w:val="false"/>
+          <w:i w:val="false"/>
+          <w:iCs w:val="false"/>
+          <w:u w:val="none"/>
+        </w:rPr>
+        <w:t xml:space="preserve"> The sbin directory </w:t>
+      </w:r>
+      <w:r>
+        <w:rPr>
+          <w:b w:val="false"/>
+          <w:bCs w:val="false"/>
+          <w:i w:val="false"/>
+          <w:iCs w:val="false"/>
+          <w:u w:val="none"/>
+        </w:rPr>
+        <w:t xml:space="preserve">should almost certainly exist on your Linux install. Similar to the bin directory, sbin also contains binaries, although the s stands for system, meaning that it contains system binaries. These are executables that </w:t>
+      </w:r>
+      <w:r>
+        <w:rPr>
+          <w:b w:val="false"/>
+          <w:bCs w:val="false"/>
+          <w:i w:val="false"/>
+          <w:iCs w:val="false"/>
+          <w:u w:val="none"/>
+        </w:rPr>
+        <w:t xml:space="preserve">are essential for booting, restoring, and/or repairing the system. </w:t>
+      </w:r>
+    </w:p>
+    <w:p>
+      <w:pPr>
+        <w:pStyle w:val="Normal"/>
+        <w:widowControl/>
+        <w:bidi w:val="0"/>
+        <w:spacing w:lineRule="auto" w:line="259" w:before="0" w:after="160"/>
+        <w:jc w:val="left"/>
+        <w:rPr>
+          <w:b/>
+          <w:b/>
+          <w:bCs/>
+          <w:u w:val="none"/>
+        </w:rPr>
+      </w:pPr>
+      <w:r>
+        <w:rPr/>
+      </w:r>
+    </w:p>
+    <w:p>
+      <w:pPr>
+        <w:pStyle w:val="Normal"/>
+        <w:widowControl/>
+        <w:bidi w:val="0"/>
+        <w:spacing w:lineRule="auto" w:line="259" w:before="0" w:after="160"/>
+        <w:jc w:val="left"/>
+        <w:rPr>
+          <w:b/>
+          <w:b/>
+          <w:bCs/>
+        </w:rPr>
+      </w:pPr>
+      <w:r>
+        <w:rPr>
+          <w:b/>
+          <w:bCs/>
         </w:rPr>
         <w:t>/</w:t>
       </w:r>
@@ -1316,79 +1632,669 @@
         <w:rPr>
           <w:b/>
           <w:bCs/>
-          <w:i w:val="false"/>
-          <w:iCs w:val="false"/>
-          <w:u w:val="none"/>
-        </w:rPr>
-        <w:t>sbin:</w:t>
-      </w:r>
-      <w:r>
-        <w:rPr>
-          <w:b w:val="false"/>
-          <w:bCs w:val="false"/>
-          <w:i w:val="false"/>
-          <w:iCs w:val="false"/>
-          <w:u w:val="none"/>
-        </w:rPr>
-        <w:t xml:space="preserve"> The sbin directory likely exists </w:t>
-      </w:r>
-      <w:r>
-        <w:rPr>
-          <w:b w:val="false"/>
-          <w:bCs w:val="false"/>
-          <w:i w:val="false"/>
-          <w:iCs w:val="false"/>
-          <w:u w:val="none"/>
-        </w:rPr>
-        <w:t xml:space="preserve">on your system. </w:t>
-      </w:r>
-    </w:p>
-    <w:p>
-      <w:pPr>
-        <w:pStyle w:val="Normal"/>
-        <w:widowControl/>
-        <w:bidi w:val="0"/>
-        <w:spacing w:lineRule="auto" w:line="259" w:before="0" w:after="160"/>
-        <w:jc w:val="left"/>
-        <w:rPr>
-          <w:b w:val="false"/>
-          <w:b w:val="false"/>
-          <w:bCs w:val="false"/>
-          <w:i w:val="false"/>
-          <w:i w:val="false"/>
-          <w:iCs w:val="false"/>
-        </w:rPr>
-      </w:pPr>
-      <w:r>
-        <w:rPr>
-          <w:b/>
-          <w:bCs/>
-          <w:u w:val="none"/>
-        </w:rPr>
-      </w:r>
-    </w:p>
-    <w:p>
-      <w:pPr>
-        <w:pStyle w:val="Normal"/>
-        <w:widowControl/>
-        <w:bidi w:val="0"/>
-        <w:spacing w:lineRule="auto" w:line="259" w:before="0" w:after="160"/>
-        <w:jc w:val="left"/>
-        <w:rPr>
-          <w:b w:val="false"/>
-          <w:b w:val="false"/>
-          <w:bCs w:val="false"/>
-          <w:i w:val="false"/>
-          <w:i w:val="false"/>
-          <w:iCs w:val="false"/>
-        </w:rPr>
-      </w:pPr>
-      <w:r>
-        <w:rPr>
-          <w:b/>
-          <w:bCs/>
-          <w:u w:val="none"/>
-        </w:rPr>
+        </w:rPr>
+        <w:t>etc:</w:t>
+      </w:r>
+      <w:r>
+        <w:rPr>
+          <w:b w:val="false"/>
+          <w:bCs w:val="false"/>
+        </w:rPr>
+        <w:t xml:space="preserve"> The etc directory (pronounced et-see) is assumed to stand for et cetera. This is the home of the system’s configuration files. It is probably the most important directory for you, the user, aside from your home directory. Notable sub-directories within etc include </w:t>
+      </w:r>
+      <w:r>
+        <w:rPr>
+          <w:b w:val="false"/>
+          <w:bCs w:val="false"/>
+        </w:rPr>
+        <w:t>the *tab files (primarily fstab which tells the system which drives to mount on boot), locale.conf (information about your preferred language and character encoding), passwd (a file containing users on the system),</w:t>
+      </w:r>
+      <w:r>
+        <w:rPr>
+          <w:b w:val="false"/>
+          <w:bCs w:val="false"/>
+        </w:rPr>
+        <w:t xml:space="preserve"> </w:t>
+      </w:r>
+      <w:r>
+        <w:rPr>
+          <w:b w:val="false"/>
+          <w:bCs w:val="false"/>
+        </w:rPr>
+        <w:t xml:space="preserve">shadow (contains user’s encrypted passwords), skel (a directory containing skeleton examples of frequently used configuration files), and sudoers (grants permissions to users and groups). </w:t>
+      </w:r>
+    </w:p>
+    <w:p>
+      <w:pPr>
+        <w:pStyle w:val="Normal"/>
+        <w:widowControl/>
+        <w:bidi w:val="0"/>
+        <w:spacing w:lineRule="auto" w:line="259" w:before="0" w:after="160"/>
+        <w:jc w:val="left"/>
+        <w:rPr>
+          <w:b w:val="false"/>
+          <w:b w:val="false"/>
+          <w:bCs w:val="false"/>
+        </w:rPr>
+      </w:pPr>
+      <w:r>
+        <w:rPr>
+          <w:b/>
+          <w:bCs/>
+        </w:rPr>
+      </w:r>
+    </w:p>
+    <w:p>
+      <w:pPr>
+        <w:pStyle w:val="Normal"/>
+        <w:widowControl/>
+        <w:bidi w:val="0"/>
+        <w:spacing w:lineRule="auto" w:line="259" w:before="0" w:after="160"/>
+        <w:jc w:val="left"/>
+        <w:rPr>
+          <w:b/>
+          <w:b/>
+          <w:bCs/>
+        </w:rPr>
+      </w:pPr>
+      <w:r>
+        <w:rPr>
+          <w:b/>
+          <w:bCs/>
+        </w:rPr>
+        <w:t>/</w:t>
+      </w:r>
+      <w:r>
+        <w:rPr>
+          <w:b/>
+          <w:bCs/>
+        </w:rPr>
+        <w:t>srv:</w:t>
+      </w:r>
+      <w:r>
+        <w:rPr>
+          <w:b w:val="false"/>
+          <w:bCs w:val="false"/>
+        </w:rPr>
+        <w:t xml:space="preserve"> The srv directory stands for services. Services in this directory generally refer to “web” services. For example, httpd resides here, which is the Apache http web server. Other than that, this directory is not used much.</w:t>
+      </w:r>
+    </w:p>
+    <w:p>
+      <w:pPr>
+        <w:pStyle w:val="Normal"/>
+        <w:widowControl/>
+        <w:bidi w:val="0"/>
+        <w:spacing w:lineRule="auto" w:line="259" w:before="0" w:after="160"/>
+        <w:jc w:val="left"/>
+        <w:rPr>
+          <w:b w:val="false"/>
+          <w:b w:val="false"/>
+          <w:bCs w:val="false"/>
+        </w:rPr>
+      </w:pPr>
+      <w:r>
+        <w:rPr>
+          <w:b/>
+          <w:bCs/>
+        </w:rPr>
+      </w:r>
+    </w:p>
+    <w:p>
+      <w:pPr>
+        <w:pStyle w:val="Normal"/>
+        <w:widowControl/>
+        <w:bidi w:val="0"/>
+        <w:spacing w:lineRule="auto" w:line="259" w:before="0" w:after="160"/>
+        <w:jc w:val="left"/>
+        <w:rPr>
+          <w:b/>
+          <w:b/>
+          <w:bCs/>
+        </w:rPr>
+      </w:pPr>
+      <w:r>
+        <w:rPr>
+          <w:b/>
+          <w:bCs/>
+        </w:rPr>
+        <w:t>/home:</w:t>
+      </w:r>
+      <w:r>
+        <w:rPr>
+          <w:b w:val="false"/>
+          <w:bCs w:val="false"/>
+        </w:rPr>
+        <w:t xml:space="preserve"> The home directory contains the home directories for each user that exists on the system (aside from the root user). For instance, if you had three users, ted, bob, and alice, then three directories with matching names would exist in /home, one for each user. When you open a shell, you will be placed within your user directory by default. </w:t>
+      </w:r>
+    </w:p>
+    <w:p>
+      <w:pPr>
+        <w:pStyle w:val="Normal"/>
+        <w:widowControl/>
+        <w:bidi w:val="0"/>
+        <w:spacing w:lineRule="auto" w:line="259" w:before="0" w:after="160"/>
+        <w:jc w:val="left"/>
+        <w:rPr>
+          <w:b w:val="false"/>
+          <w:b w:val="false"/>
+          <w:bCs w:val="false"/>
+          <w:i w:val="false"/>
+          <w:i w:val="false"/>
+          <w:iCs w:val="false"/>
+        </w:rPr>
+      </w:pPr>
+      <w:r>
+        <w:rPr>
+          <w:b w:val="false"/>
+          <w:bCs w:val="false"/>
+          <w:i w:val="false"/>
+          <w:iCs w:val="false"/>
+        </w:rPr>
+      </w:r>
+    </w:p>
+    <w:p>
+      <w:pPr>
+        <w:pStyle w:val="Normal"/>
+        <w:widowControl/>
+        <w:bidi w:val="0"/>
+        <w:spacing w:lineRule="auto" w:line="259" w:before="0" w:after="160"/>
+        <w:jc w:val="left"/>
+        <w:rPr>
+          <w:b/>
+          <w:b/>
+          <w:bCs/>
+          <w:i w:val="false"/>
+          <w:i w:val="false"/>
+          <w:iCs w:val="false"/>
+        </w:rPr>
+      </w:pPr>
+      <w:r>
+        <w:rPr>
+          <w:b/>
+          <w:bCs/>
+          <w:i w:val="false"/>
+          <w:iCs w:val="false"/>
+        </w:rPr>
+        <w:t>/sys:</w:t>
+      </w:r>
+      <w:r>
+        <w:rPr>
+          <w:b w:val="false"/>
+          <w:bCs w:val="false"/>
+          <w:i w:val="false"/>
+          <w:iCs w:val="false"/>
+        </w:rPr>
+        <w:t xml:space="preserve"> </w:t>
+      </w:r>
+      <w:r>
+        <w:rPr>
+          <w:b w:val="false"/>
+          <w:bCs w:val="false"/>
+          <w:i w:val="false"/>
+          <w:iCs w:val="false"/>
+        </w:rPr>
+        <w:t>The sys directory is short for system as you may have guessed. This directory contains subdirectories with system information such as power usage, temperature, battery life (if using a laptop), firmware, etc. This is useful for writing scripts that monitor some system resource.</w:t>
+      </w:r>
+    </w:p>
+    <w:p>
+      <w:pPr>
+        <w:pStyle w:val="Normal"/>
+        <w:widowControl/>
+        <w:bidi w:val="0"/>
+        <w:spacing w:lineRule="auto" w:line="259" w:before="0" w:after="160"/>
+        <w:jc w:val="left"/>
+        <w:rPr>
+          <w:b w:val="false"/>
+          <w:b w:val="false"/>
+          <w:bCs w:val="false"/>
+        </w:rPr>
+      </w:pPr>
+      <w:r>
+        <w:rPr>
+          <w:b/>
+          <w:bCs/>
+          <w:i w:val="false"/>
+          <w:iCs w:val="false"/>
+        </w:rPr>
+      </w:r>
+    </w:p>
+    <w:p>
+      <w:pPr>
+        <w:pStyle w:val="Normal"/>
+        <w:widowControl/>
+        <w:bidi w:val="0"/>
+        <w:spacing w:lineRule="auto" w:line="259" w:before="0" w:after="160"/>
+        <w:jc w:val="left"/>
+        <w:rPr>
+          <w:b/>
+          <w:b/>
+          <w:bCs/>
+          <w:i w:val="false"/>
+          <w:i w:val="false"/>
+          <w:iCs w:val="false"/>
+        </w:rPr>
+      </w:pPr>
+      <w:r>
+        <w:rPr>
+          <w:b/>
+          <w:bCs/>
+          <w:i w:val="false"/>
+          <w:iCs w:val="false"/>
+        </w:rPr>
+        <w:t>/</w:t>
+      </w:r>
+      <w:r>
+        <w:rPr>
+          <w:b/>
+          <w:bCs/>
+          <w:i w:val="false"/>
+          <w:iCs w:val="false"/>
+        </w:rPr>
+        <w:t>lib:</w:t>
+      </w:r>
+      <w:r>
+        <w:rPr>
+          <w:b w:val="false"/>
+          <w:bCs w:val="false"/>
+          <w:i w:val="false"/>
+          <w:iCs w:val="false"/>
+        </w:rPr>
+        <w:t xml:space="preserve"> The lib folder contains system libraries </w:t>
+      </w:r>
+      <w:r>
+        <w:rPr>
+          <w:b w:val="false"/>
+          <w:bCs w:val="false"/>
+          <w:i w:val="false"/>
+          <w:iCs w:val="false"/>
+        </w:rPr>
+        <w:t xml:space="preserve">and kernel modules. Libraries in Linux are often dynamically linked libraries (DLL) aka. shared objects. Shared object files end with a .so file extension. A kernel module is similar to a shared object, but is specifically used to extend the capabilities of the kernel. </w:t>
+      </w:r>
+    </w:p>
+    <w:p>
+      <w:pPr>
+        <w:pStyle w:val="Normal"/>
+        <w:widowControl/>
+        <w:bidi w:val="0"/>
+        <w:spacing w:lineRule="auto" w:line="259" w:before="0" w:after="160"/>
+        <w:jc w:val="left"/>
+        <w:rPr>
+          <w:b w:val="false"/>
+          <w:b w:val="false"/>
+          <w:bCs w:val="false"/>
+        </w:rPr>
+      </w:pPr>
+      <w:r>
+        <w:rPr>
+          <w:b/>
+          <w:bCs/>
+          <w:i w:val="false"/>
+          <w:iCs w:val="false"/>
+        </w:rPr>
+      </w:r>
+    </w:p>
+    <w:p>
+      <w:pPr>
+        <w:pStyle w:val="Normal"/>
+        <w:widowControl/>
+        <w:bidi w:val="0"/>
+        <w:spacing w:lineRule="auto" w:line="259" w:before="0" w:after="160"/>
+        <w:jc w:val="left"/>
+        <w:rPr>
+          <w:b/>
+          <w:b/>
+          <w:bCs/>
+          <w:i w:val="false"/>
+          <w:i w:val="false"/>
+          <w:iCs w:val="false"/>
+        </w:rPr>
+      </w:pPr>
+      <w:r>
+        <w:rPr>
+          <w:b/>
+          <w:bCs/>
+          <w:i w:val="false"/>
+          <w:iCs w:val="false"/>
+        </w:rPr>
+        <w:t>/</w:t>
+      </w:r>
+      <w:r>
+        <w:rPr>
+          <w:b/>
+          <w:bCs/>
+          <w:i w:val="false"/>
+          <w:iCs w:val="false"/>
+        </w:rPr>
+        <w:t>tmp:</w:t>
+      </w:r>
+      <w:r>
+        <w:rPr>
+          <w:b w:val="false"/>
+          <w:bCs w:val="false"/>
+          <w:i w:val="false"/>
+          <w:iCs w:val="false"/>
+        </w:rPr>
+        <w:t xml:space="preserve"> The tmp directory is used for temporary files. Everything within it should get cleared after a reboot of the system, so it is volatile.</w:t>
+        <w:br/>
+        <w:br/>
+      </w:r>
+      <w:r>
+        <w:rPr>
+          <w:b/>
+          <w:bCs/>
+          <w:i w:val="false"/>
+          <w:iCs w:val="false"/>
+        </w:rPr>
+        <w:t>/media:</w:t>
+      </w:r>
+      <w:r>
+        <w:rPr>
+          <w:b w:val="false"/>
+          <w:bCs w:val="false"/>
+          <w:i w:val="false"/>
+          <w:iCs w:val="false"/>
+        </w:rPr>
+        <w:t xml:space="preserve"> The media folder may or may not be present on your distro. It’s sole purpose is to act as a mount point for external media such as thumb/flash drives or external hard drives. </w:t>
+      </w:r>
+    </w:p>
+    <w:p>
+      <w:pPr>
+        <w:pStyle w:val="Normal"/>
+        <w:widowControl/>
+        <w:bidi w:val="0"/>
+        <w:spacing w:lineRule="auto" w:line="259" w:before="0" w:after="160"/>
+        <w:jc w:val="left"/>
+        <w:rPr>
+          <w:b w:val="false"/>
+          <w:b w:val="false"/>
+          <w:bCs w:val="false"/>
+        </w:rPr>
+      </w:pPr>
+      <w:r>
+        <w:rPr>
+          <w:b/>
+          <w:bCs/>
+          <w:i w:val="false"/>
+          <w:iCs w:val="false"/>
+        </w:rPr>
+      </w:r>
+    </w:p>
+    <w:p>
+      <w:pPr>
+        <w:pStyle w:val="Normal"/>
+        <w:widowControl/>
+        <w:bidi w:val="0"/>
+        <w:spacing w:lineRule="auto" w:line="259" w:before="0" w:after="160"/>
+        <w:jc w:val="left"/>
+        <w:rPr>
+          <w:b/>
+          <w:b/>
+          <w:bCs/>
+          <w:i w:val="false"/>
+          <w:i w:val="false"/>
+          <w:iCs w:val="false"/>
+        </w:rPr>
+      </w:pPr>
+      <w:r>
+        <w:rPr>
+          <w:b/>
+          <w:bCs/>
+          <w:i w:val="false"/>
+          <w:iCs w:val="false"/>
+        </w:rPr>
+        <w:t>/</w:t>
+      </w:r>
+      <w:r>
+        <w:rPr>
+          <w:b/>
+          <w:bCs/>
+          <w:i w:val="false"/>
+          <w:iCs w:val="false"/>
+        </w:rPr>
+        <w:t>usr:</w:t>
+      </w:r>
+      <w:r>
+        <w:rPr>
+          <w:b w:val="false"/>
+          <w:bCs w:val="false"/>
+          <w:i w:val="false"/>
+          <w:iCs w:val="false"/>
+        </w:rPr>
+        <w:t xml:space="preserve"> The usr directory is for files that would be convenient for users. It contains a similar file </w:t>
+      </w:r>
+      <w:r>
+        <w:rPr>
+          <w:b w:val="false"/>
+          <w:bCs w:val="false"/>
+          <w:i w:val="false"/>
+          <w:iCs w:val="false"/>
+        </w:rPr>
+        <w:t>structure to that of root. It contains its own version of bin, lib, and sbin. It also contains a local/share/ directory which is for files that are ideally meant to be shared between users such as font files. The history of how usr has been used is quite confusing so I recommend looking it up for a more detailed explanation.</w:t>
+        <w:br/>
+        <w:br/>
+      </w:r>
+      <w:r>
+        <w:rPr>
+          <w:b/>
+          <w:bCs/>
+          <w:i w:val="false"/>
+          <w:iCs w:val="false"/>
+        </w:rPr>
+        <w:t>/mnt:</w:t>
+      </w:r>
+      <w:r>
+        <w:rPr>
+          <w:b w:val="false"/>
+          <w:bCs w:val="false"/>
+          <w:i w:val="false"/>
+          <w:iCs w:val="false"/>
+        </w:rPr>
+        <w:t xml:space="preserve"> The mnt directory is short-form for mount. This is where you would create mount points for devices such as hard drives. A mount point is just a directory that acts as the root directory for a file system. For example, I could create a directory in /mnt called /mnt/HHD which would act as the root directory for my hard drive. Mounting my hard drive to /mnt/HHD would mean that all of the files on the drive would branch out from under the mount point. </w:t>
+      </w:r>
+    </w:p>
+    <w:p>
+      <w:pPr>
+        <w:pStyle w:val="Normal"/>
+        <w:widowControl/>
+        <w:bidi w:val="0"/>
+        <w:spacing w:lineRule="auto" w:line="259" w:before="0" w:after="160"/>
+        <w:jc w:val="left"/>
+        <w:rPr>
+          <w:b w:val="false"/>
+          <w:b w:val="false"/>
+          <w:bCs w:val="false"/>
+        </w:rPr>
+      </w:pPr>
+      <w:r>
+        <w:rPr>
+          <w:b/>
+          <w:bCs/>
+          <w:i w:val="false"/>
+          <w:iCs w:val="false"/>
+        </w:rPr>
+      </w:r>
+    </w:p>
+    <w:p>
+      <w:pPr>
+        <w:pStyle w:val="Normal"/>
+        <w:widowControl/>
+        <w:bidi w:val="0"/>
+        <w:spacing w:lineRule="auto" w:line="259" w:before="0" w:after="160"/>
+        <w:jc w:val="left"/>
+        <w:rPr>
+          <w:b/>
+          <w:b/>
+          <w:bCs/>
+          <w:i w:val="false"/>
+          <w:i w:val="false"/>
+          <w:iCs w:val="false"/>
+        </w:rPr>
+      </w:pPr>
+      <w:r>
+        <w:rPr>
+          <w:b/>
+          <w:bCs/>
+          <w:i w:val="false"/>
+          <w:iCs w:val="false"/>
+        </w:rPr>
+        <w:t>/</w:t>
+      </w:r>
+      <w:r>
+        <w:rPr>
+          <w:b/>
+          <w:bCs/>
+          <w:i w:val="false"/>
+          <w:iCs w:val="false"/>
+        </w:rPr>
+        <w:t>var:</w:t>
+      </w:r>
+      <w:r>
+        <w:rPr>
+          <w:b w:val="false"/>
+          <w:bCs w:val="false"/>
+          <w:i w:val="false"/>
+          <w:iCs w:val="false"/>
+        </w:rPr>
+        <w:t xml:space="preserve"> The var directory stands for “variable”. This directory is used for files that change often. Primarily this includes your spool directory which houses files that are queued for some task. For example, your </w:t>
+      </w:r>
+      <w:r>
+        <w:rPr>
+          <w:b w:val="false"/>
+          <w:bCs w:val="false"/>
+          <w:i w:val="false"/>
+          <w:iCs w:val="false"/>
+        </w:rPr>
+        <w:t>print spool might contain tasks queued for your printer. The var directory also contains cache files under /var/cache for programs like your package manager.</w:t>
+      </w:r>
+    </w:p>
+    <w:p>
+      <w:pPr>
+        <w:pStyle w:val="Normal"/>
+        <w:widowControl/>
+        <w:bidi w:val="0"/>
+        <w:spacing w:lineRule="auto" w:line="259" w:before="0" w:after="160"/>
+        <w:jc w:val="left"/>
+        <w:rPr>
+          <w:b w:val="false"/>
+          <w:b w:val="false"/>
+          <w:bCs w:val="false"/>
+        </w:rPr>
+      </w:pPr>
+      <w:r>
+        <w:rPr>
+          <w:b/>
+          <w:bCs/>
+          <w:i w:val="false"/>
+          <w:iCs w:val="false"/>
+        </w:rPr>
+      </w:r>
+    </w:p>
+    <w:p>
+      <w:pPr>
+        <w:pStyle w:val="Normal"/>
+        <w:widowControl/>
+        <w:bidi w:val="0"/>
+        <w:spacing w:lineRule="auto" w:line="259" w:before="0" w:after="160"/>
+        <w:jc w:val="left"/>
+        <w:rPr>
+          <w:b/>
+          <w:b/>
+          <w:bCs/>
+          <w:i w:val="false"/>
+          <w:i w:val="false"/>
+          <w:iCs w:val="false"/>
+        </w:rPr>
+      </w:pPr>
+      <w:r>
+        <w:rPr>
+          <w:b/>
+          <w:bCs/>
+          <w:i w:val="false"/>
+          <w:iCs w:val="false"/>
+        </w:rPr>
+        <w:t>/</w:t>
+      </w:r>
+      <w:r>
+        <w:rPr>
+          <w:b/>
+          <w:bCs/>
+          <w:i w:val="false"/>
+          <w:iCs w:val="false"/>
+        </w:rPr>
+        <w:t>opt:</w:t>
+      </w:r>
+      <w:r>
+        <w:rPr>
+          <w:b w:val="false"/>
+          <w:bCs w:val="false"/>
+          <w:i w:val="false"/>
+          <w:iCs w:val="false"/>
+        </w:rPr>
+        <w:t xml:space="preserve"> Finally, the opt directory stands for optional. This is usually where you would place binaries that are not added to any of the bin directories by the system. You can manually place binaries here if you want to be able to run them in the command line from any directory. </w:t>
+      </w:r>
+    </w:p>
+    <w:p>
+      <w:pPr>
+        <w:pStyle w:val="Normal"/>
+        <w:widowControl/>
+        <w:bidi w:val="0"/>
+        <w:spacing w:lineRule="auto" w:line="259" w:before="0" w:after="160"/>
+        <w:jc w:val="left"/>
+        <w:rPr>
+          <w:b w:val="false"/>
+          <w:b w:val="false"/>
+          <w:bCs w:val="false"/>
+        </w:rPr>
+      </w:pPr>
+      <w:r>
+        <w:rPr>
+          <w:b/>
+          <w:bCs/>
+          <w:i w:val="false"/>
+          <w:iCs w:val="false"/>
+        </w:rPr>
+      </w:r>
+    </w:p>
+    <w:p>
+      <w:pPr>
+        <w:pStyle w:val="Normal"/>
+        <w:widowControl/>
+        <w:bidi w:val="0"/>
+        <w:spacing w:lineRule="auto" w:line="259" w:before="0" w:after="160"/>
+        <w:jc w:val="left"/>
+        <w:rPr>
+          <w:b w:val="false"/>
+          <w:b w:val="false"/>
+          <w:bCs w:val="false"/>
+        </w:rPr>
+      </w:pPr>
+      <w:r>
+        <w:rPr>
+          <w:b/>
+          <w:bCs/>
+          <w:i w:val="false"/>
+          <w:iCs w:val="false"/>
+        </w:rPr>
+      </w:r>
+    </w:p>
+    <w:p>
+      <w:pPr>
+        <w:pStyle w:val="Normal"/>
+        <w:widowControl/>
+        <w:bidi w:val="0"/>
+        <w:spacing w:lineRule="auto" w:line="259" w:before="0" w:after="160"/>
+        <w:jc w:val="left"/>
+        <w:rPr>
+          <w:b w:val="false"/>
+          <w:b w:val="false"/>
+          <w:bCs w:val="false"/>
+          <w:i w:val="false"/>
+          <w:i w:val="false"/>
+          <w:iCs w:val="false"/>
+        </w:rPr>
+      </w:pPr>
+      <w:r>
+        <w:rPr/>
       </w:r>
     </w:p>
     <w:sectPr>
@@ -1485,7 +2391,7 @@
     <w:pPr>
       <w:widowControl/>
       <w:suppressAutoHyphens w:val="true"/>
-      <w:overflowPunct w:val="false"/>
+      <w:overflowPunct w:val="true"/>
       <w:bidi w:val="0"/>
       <w:spacing w:lineRule="auto" w:line="259" w:before="0" w:after="160"/>
       <w:jc w:val="left"/>

--- a/LV2.docx
+++ b/LV2.docx
@@ -63,19 +63,31 @@
           <w:u w:val="none"/>
         </w:rPr>
         <w:tab/>
-        <w:t xml:space="preserve">GNU/Linux is an operating system, primarily used by developers </w:t>
-      </w:r>
-      <w:r>
-        <w:rPr>
-          <w:u w:val="none"/>
-        </w:rPr>
-        <w:t>such as myself</w:t>
-      </w:r>
-      <w:r>
-        <w:rPr>
-          <w:u w:val="none"/>
-        </w:rPr>
-        <w:t xml:space="preserve"> and large enterprises. This document will be covering the Linux OS primarily from a developers standpoint. I do aim to lightly cover some of the desktop features of Linux as well. Most institutionalized education systems only cover Linux from the point of view of a system admin (likely because Linux is most commonly used by server administrators), but as someone who uses Linux as their daily driver, I hope to give a bit of insight into what that’s like as well. Understanding the fundamentals is the most important thing though, so developer tools and desktop features are secondary.</w:t>
+        <w:t xml:space="preserve">GNU </w:t>
+      </w:r>
+      <w:r>
+        <w:rPr>
+          <w:u w:val="none"/>
+        </w:rPr>
+        <w:t>/</w:t>
+      </w:r>
+      <w:r>
+        <w:rPr>
+          <w:u w:val="none"/>
+        </w:rPr>
+        <w:t xml:space="preserve">Linux is an operating system, primarily used by developers such as myself and </w:t>
+      </w:r>
+      <w:r>
+        <w:rPr>
+          <w:u w:val="none"/>
+        </w:rPr>
+        <w:t>many corporations or businesses</w:t>
+      </w:r>
+      <w:r>
+        <w:rPr>
+          <w:u w:val="none"/>
+        </w:rPr>
+        <w:t>. This document will be covering the Linux OS primarily from a developers standpoint. I do aim to lightly cover some of the desktop features of Linux as well. Most institutionalized education systems only cover Linux from the point of view of a system admin (likely because Linux is most commonly used by server administrators), but as someone who uses Linux as their daily driver, I hope to give a bit of insight into what that’s like as well. Understanding the fundamentals is the most important thing though, so developer tools and desktop features are secondary.</w:t>
       </w:r>
     </w:p>
     <w:p>
@@ -129,43 +141,31 @@
           <w:u w:val="none"/>
         </w:rPr>
         <w:tab/>
-        <w:t xml:space="preserve">Although niche to most people, Linux is an extremely significant achievement in the world of computing </w:t>
-      </w:r>
-      <w:r>
-        <w:rPr>
-          <w:u w:val="none"/>
-        </w:rPr>
-        <w:t>(</w:t>
-      </w:r>
-      <w:r>
-        <w:rPr>
-          <w:u w:val="none"/>
-        </w:rPr>
-        <w:t>with a rich history to boot</w:t>
-      </w:r>
-      <w:r>
-        <w:rPr>
-          <w:u w:val="none"/>
-        </w:rPr>
-        <w:t>)</w:t>
-      </w:r>
-      <w:r>
-        <w:rPr>
-          <w:u w:val="none"/>
-        </w:rPr>
-        <w:t xml:space="preserve">. It was created in 1991 by a man named Linus Torvalds, who was a computer science graduate from the university of Helsinki. We will come back to Linus momentarily, but first, it’s important to understand the history of Unix. What’s Unix you ask? Unix was invented in 1969, with team leads Ken Thompson and Dennis Richie. Unix was invented for use within the Bell System at Bell Labratories, and is commonly well respected for its design philosophies, often refered to as “The Unix Philosophy”. It was a modular and portable operating system that was ported to many systems in the early 1970s under various vendors. You may know Dennis Richie as the author of the C programming language. Originally, Unix was written in assembly language, but was eventually rewritten in C after it was created by Richie. In the late 1980s, an open operating system standardization effort known as POSIX was released, which attempted to unify the </w:t>
-      </w:r>
-      <w:r>
-        <w:rPr>
-          <w:u w:val="none"/>
-        </w:rPr>
-        <w:t>multitude of</w:t>
-      </w:r>
-      <w:r>
-        <w:rPr>
-          <w:u w:val="none"/>
-        </w:rPr>
-        <w:t xml:space="preserve"> distributions of Unix released under various vendors. POSIX was very successful, and we still have operating systems being built to comply with its standards to this day. Cut forward to 1983 - man named Richard Stallman, a programmer and freedom activist, launched a campaign called the GNU project. GNU stands for “GNU, not Unix”. In essence, he wanted to write an operating system composed entirely of free software that would be based off of Unix. Most people think of “free” to mean $0.00, but by “free” we mean free as in freedom. Stallman defines his idea of “The Four Freedoms”: </w:t>
+        <w:t xml:space="preserve">Although niche to most people, Linux is an extremely significant achievement in the world of computing (with a rich history to boot). It was created in 1991 by a man named Linus Torvalds, who was a computer science graduate from the university of Helsinki. We will come back to Linus momentarily, but first, it’s important to understand the history of Unix. What’s Unix you ask? Unix was invented in 1969, with team leads Ken Thompson and Dennis Richie. Unix was invented for use within the Bell System at Bell Labratories, and is commonly well respected for its design philosophies, often refered to as “The Unix Philosophy”. It was a modular and portable operating system that was ported to many systems in the early 1970s under various vendors. You may know Dennis Richie as the author of the C programming language. Originally, Unix was written in assembly language, but was eventually rewritten in C after it was created by Richie. In the late 1980s, an open operating system standardization effort known as POSIX was released, which attempted to unify the multitude of distributions of Unix released under various vendors. POSIX was very successful, and we still have operating systems being built to comply with its standards to this day. Cut forward to 1983 - man named Richard Stallman, a programmer and freedom activist, launched a campaign called the GNU project. GNU stands for “GNU, not Unix”. </w:t>
+      </w:r>
+      <w:r>
+        <w:rPr>
+          <w:u w:val="none"/>
+        </w:rPr>
+        <w:t xml:space="preserve">Stallman’s ultimate goal was </w:t>
+      </w:r>
+      <w:r>
+        <w:rPr>
+          <w:u w:val="none"/>
+        </w:rPr>
+        <w:t xml:space="preserve">to write an operating system composed entirely of free software that would be based off of Unix. </w:t>
+      </w:r>
+      <w:r>
+        <w:rPr>
+          <w:u w:val="none"/>
+        </w:rPr>
+        <w:t xml:space="preserve">At the time, the GNU Project had written most of the fundamental software required for an operating system such as the GNU compiler collection (GCC), a rewrite of libc called glibc, and rewrites of many of the Unix core utilities, now called the GNU core utilities (utils for short), however, they lacked a kernel to drive the OS. </w:t>
+      </w:r>
+      <w:r>
+        <w:rPr>
+          <w:u w:val="none"/>
+        </w:rPr>
+        <w:t xml:space="preserve"> Most people think of “free” to mean $0.00, but by “free” we mean free as in freedom. Stallman defines his idea of “The Four Freedoms”: </w:t>
       </w:r>
     </w:p>
     <w:p>
@@ -255,7 +255,7 @@
         <w:rPr>
           <w:u w:val="none"/>
         </w:rPr>
-        <w:t xml:space="preserve">Along with starting the GNU Project, Stallman is also noted for starting the Free Software Foundation (FSF), developing the GNU Compiler Collection (a toolchain for compiling C code), developing the famous text editor, EMACS, and for creating the GNU Public License (GPL). Cut back to Linus Torvalds - Linus attended one of Stallman’s lectures and was compelled to take on the task of developing a kernel that would satisfy the GNU Project. Thus Linux (often called GNU/Linux) was written, heavily based of off Unix. The Linux kernel remains open source to this very day and accepts contributors on Github. </w:t>
+        <w:t xml:space="preserve">Along with starting the GNU Project, Stallman is also noted for starting the Free Software Foundation (FSF), developing the famous text editor, EMACS, and for creating the GNU Public License (GPL). Cut back to Linus Torvalds - Linus attended one of Stallman’s lectures and was compelled to take on the task of developing a kernel that would satisfy the GNU Project. Thus Linux (often called GNU/Linux) was written, heavily based of off Unix. The Linux kernel remains open source to this very day and accepts contributors on Github. </w:t>
       </w:r>
     </w:p>
     <w:p>
@@ -313,11 +313,33 @@
       </w:r>
       <w:r>
         <w:rPr>
-          <w:i w:val="false"/>
-          <w:iCs w:val="false"/>
-          <w:u w:val="none"/>
-        </w:rPr>
-        <w:t xml:space="preserve">Linux’s kernel is known as a monolithic kernel, as opposed to a micro kernel. This means that it is in charge of extra functionalities which aren’t necessarily essential for the kernel to operate. The kernel can be modified by vendors and can have extra applications packaged alongside it to create a unique copy of Linux. These distributed copies of Linux are known as “distros” for short. There are hundreds, possibly thousands of Linux distros for you too choose from; each of which is different, but unified through the core functionality of the Linux kernel, and their compliance to the POSIX standard. </w:t>
+          <w:u w:val="none"/>
+        </w:rPr>
+        <w:t xml:space="preserve">The </w:t>
+      </w:r>
+      <w:r>
+        <w:rPr>
+          <w:i w:val="false"/>
+          <w:iCs w:val="false"/>
+          <w:u w:val="none"/>
+        </w:rPr>
+        <w:t xml:space="preserve">Linux kernel is </w:t>
+      </w:r>
+      <w:r>
+        <w:rPr>
+          <w:i w:val="false"/>
+          <w:iCs w:val="false"/>
+          <w:u w:val="none"/>
+        </w:rPr>
+        <w:t>regarded</w:t>
+      </w:r>
+      <w:r>
+        <w:rPr>
+          <w:i w:val="false"/>
+          <w:iCs w:val="false"/>
+          <w:u w:val="none"/>
+        </w:rPr>
+        <w:t xml:space="preserve"> as a monolithic kernel, as opposed to a micro kernel. This means that it is in charge of extra functionalities which aren’t necessarily essential for the kernel to operate. The kernel can be modified by vendors and can have extra applications packaged alongside it to create a unique copy of Linux. These distributed copies of Linux are known as “distros” for short. There are hundreds, possibly thousands of Linux distros for you too choose from; each of which is different, but unified through the core functionality of the Linux kernel, and their compliance to the POSIX standard. </w:t>
       </w:r>
     </w:p>
     <w:p>
@@ -380,23 +402,63 @@
           <w:u w:val="none"/>
         </w:rPr>
         <w:tab/>
-        <w:t xml:space="preserve">As I stated earlier, there are many distributions of Linux. Since Linux falls under the GPL license, people are free to copy and modify distros as they see fit, not just the kernel. A few primary distros gave rise to many child distros. </w:t>
-      </w:r>
-      <w:r>
-        <w:rPr>
-          <w:i w:val="false"/>
-          <w:iCs w:val="false"/>
-          <w:u w:val="none"/>
-        </w:rPr>
-        <w:t>These “primary” distros include</w:t>
-      </w:r>
-      <w:r>
-        <w:rPr>
-          <w:i w:val="false"/>
-          <w:iCs w:val="false"/>
-          <w:u w:val="none"/>
-        </w:rPr>
-        <w:t xml:space="preserve">: Slackware, Debian, RedHat, and Arch. If you look at the Linux timeline Wikipidia: </w:t>
+        <w:t xml:space="preserve">As I stated earlier, there are many distributions of Linux. Since </w:t>
+      </w:r>
+      <w:r>
+        <w:rPr>
+          <w:i w:val="false"/>
+          <w:iCs w:val="false"/>
+          <w:u w:val="none"/>
+        </w:rPr>
+        <w:t>the Linux kernel falls under the GPL license, anyone is free to modify it and redistribute modified copies</w:t>
+      </w:r>
+      <w:r>
+        <w:rPr>
+          <w:i w:val="false"/>
+          <w:iCs w:val="false"/>
+          <w:u w:val="none"/>
+        </w:rPr>
+        <w:t>. A few “</w:t>
+      </w:r>
+      <w:r>
+        <w:rPr>
+          <w:i w:val="false"/>
+          <w:iCs w:val="false"/>
+          <w:u w:val="none"/>
+        </w:rPr>
+        <w:t>major</w:t>
+      </w:r>
+      <w:r>
+        <w:rPr>
+          <w:i w:val="false"/>
+          <w:iCs w:val="false"/>
+          <w:u w:val="none"/>
+        </w:rPr>
+        <w:t>”</w:t>
+      </w:r>
+      <w:r>
+        <w:rPr>
+          <w:i w:val="false"/>
+          <w:iCs w:val="false"/>
+          <w:u w:val="none"/>
+        </w:rPr>
+        <w:t xml:space="preserve"> distros gave rise to many child distros. These “</w:t>
+      </w:r>
+      <w:r>
+        <w:rPr>
+          <w:i w:val="false"/>
+          <w:iCs w:val="false"/>
+          <w:u w:val="none"/>
+        </w:rPr>
+        <w:t>major</w:t>
+      </w:r>
+      <w:r>
+        <w:rPr>
+          <w:i w:val="false"/>
+          <w:iCs w:val="false"/>
+          <w:u w:val="none"/>
+        </w:rPr>
+        <w:t xml:space="preserve">” distros include: Slackware, Debian, RedHat, and Arch. If you look at the Linux timeline Wikipidia: </w:t>
       </w:r>
       <w:hyperlink r:id="rId2">
         <w:r>
@@ -458,118 +520,7 @@
           <w:u w:val="none"/>
         </w:rPr>
         <w:tab/>
-      </w:r>
-      <w:r>
-        <w:rPr>
-          <w:i w:val="false"/>
-          <w:iCs w:val="false"/>
-          <w:u w:val="none"/>
-        </w:rPr>
-        <w:t>Some of the</w:t>
-      </w:r>
-      <w:r>
-        <w:rPr>
-          <w:i w:val="false"/>
-          <w:iCs w:val="false"/>
-          <w:u w:val="none"/>
-        </w:rPr>
-        <w:t xml:space="preserve"> Linux community get</w:t>
-      </w:r>
-      <w:r>
-        <w:rPr>
-          <w:i w:val="false"/>
-          <w:iCs w:val="false"/>
-          <w:u w:val="none"/>
-        </w:rPr>
-        <w:t>s</w:t>
-      </w:r>
-      <w:r>
-        <w:rPr>
-          <w:i w:val="false"/>
-          <w:iCs w:val="false"/>
-          <w:u w:val="none"/>
-        </w:rPr>
-        <w:t xml:space="preserve"> very concerned over so-called “bloat-ware” ie. software that is either monolithic (</w:t>
-      </w:r>
-      <w:r>
-        <w:rPr>
-          <w:i w:val="false"/>
-          <w:iCs w:val="false"/>
-          <w:u w:val="none"/>
-        </w:rPr>
-        <w:t>such as</w:t>
-      </w:r>
-      <w:r>
-        <w:rPr>
-          <w:i w:val="false"/>
-          <w:iCs w:val="false"/>
-          <w:u w:val="none"/>
-        </w:rPr>
-        <w:t xml:space="preserve"> systemd, </w:t>
-      </w:r>
-      <w:r>
-        <w:rPr>
-          <w:i w:val="false"/>
-          <w:iCs w:val="false"/>
-          <w:u w:val="none"/>
-        </w:rPr>
-        <w:t>arguably</w:t>
-      </w:r>
-      <w:r>
-        <w:rPr>
-          <w:i w:val="false"/>
-          <w:iCs w:val="false"/>
-          <w:u w:val="none"/>
-        </w:rPr>
-        <w:t xml:space="preserve">), packed with extra </w:t>
-      </w:r>
-      <w:r>
-        <w:rPr>
-          <w:i w:val="false"/>
-          <w:iCs w:val="false"/>
-          <w:u w:val="none"/>
-        </w:rPr>
-        <w:t>(and more importantly, unnecessary)</w:t>
-      </w:r>
-      <w:r>
-        <w:rPr>
-          <w:i w:val="false"/>
-          <w:iCs w:val="false"/>
-          <w:u w:val="none"/>
-        </w:rPr>
-        <w:t xml:space="preserve"> features, or that has poorly written and unoptimized code. You may hear certain distros refered to as “minimalist distros”. Generally, minimalist distros such as Arch Linux, Void Linux, and Gentoo come packaged with next to no applications, and expect the user to install and configure most applications by themselves. Stay away from these distributions if you are a beginner, but don’t disregard them as “too difficult” either. Installing a minimalist distro </w:t>
-      </w:r>
-      <w:r>
-        <w:rPr>
-          <w:i w:val="false"/>
-          <w:iCs w:val="false"/>
-          <w:u w:val="none"/>
-        </w:rPr>
-        <w:t>is usually</w:t>
-      </w:r>
-      <w:r>
-        <w:rPr>
-          <w:i w:val="false"/>
-          <w:iCs w:val="false"/>
-          <w:u w:val="none"/>
-        </w:rPr>
-        <w:t xml:space="preserve"> not be as hard as some people assume, and </w:t>
-      </w:r>
-      <w:r>
-        <w:rPr>
-          <w:i w:val="false"/>
-          <w:iCs w:val="false"/>
-          <w:u w:val="none"/>
-        </w:rPr>
-        <w:t>even if you don’t stick with it as your preferred distro,</w:t>
-      </w:r>
-      <w:r>
-        <w:rPr>
-          <w:i w:val="false"/>
-          <w:iCs w:val="false"/>
-          <w:u w:val="none"/>
-        </w:rPr>
-        <w:t xml:space="preserve"> it’s a really good learning experience, if nothing else. </w:t>
+        <w:t xml:space="preserve">Some of the Linux community gets very concerned over so-called “bloat-ware” ie. software that is either monolithic (such as systemd, arguably), packed with extra (and more importantly, unnecessary) features, or that has poorly written and unoptimized code. You may hear certain distros refered to as “minimalist distros”. Generally, minimalist distros such as Arch Linux, Void Linux, and Gentoo come packaged with next to no applications, and expect the user to install and configure most applications by themselves. Stay away from these distributions if you are a beginner, but don’t disregard them as “too difficult” either. Installing a minimalist distro is usually not be as hard as some people assume, and even if you don’t stick with it as your preferred distro, it’s a really good learning experience, if nothing else. </w:t>
         <w:br/>
         <w:br/>
       </w:r>
@@ -600,71 +551,55 @@
           <w:u w:val="none"/>
         </w:rPr>
         <w:tab/>
-        <w:t xml:space="preserve">I’ve been sort of vague about the key differences </w:t>
-      </w:r>
-      <w:r>
-        <w:rPr>
-          <w:i w:val="false"/>
-          <w:iCs w:val="false"/>
-          <w:u w:val="none"/>
-        </w:rPr>
-        <w:t>between</w:t>
-      </w:r>
-      <w:r>
-        <w:rPr>
-          <w:i w:val="false"/>
-          <w:iCs w:val="false"/>
-          <w:u w:val="none"/>
-        </w:rPr>
-        <w:t xml:space="preserve"> distributions up until now, but I aim to cover what you can reasonably expect to find in a </w:t>
-      </w:r>
-      <w:r>
-        <w:rPr>
-          <w:i w:val="false"/>
-          <w:iCs w:val="false"/>
-          <w:u w:val="none"/>
-        </w:rPr>
-        <w:t xml:space="preserve">typical </w:t>
-      </w:r>
-      <w:r>
-        <w:rPr>
-          <w:i w:val="false"/>
-          <w:iCs w:val="false"/>
-          <w:u w:val="none"/>
-        </w:rPr>
-        <w:t xml:space="preserve">Linux distribution. Of course, the heart of every distribution is the Linux kernel. The kernel may have minor changes from distro to distro, but for the most part, it usually remains unchanged. Most Linux distributions come packaged with a boot loader, which is launched by the BIOS/UEFI, or whatever initial program loader is on the system. The boot loader is responsible for booting the OS. By far the most common boot loader is GRUB, which stands for “Grand Unified Bootloader”. The distro will also come packaged with various services known as “daemons”. A daemon is essentially an application process that runs in the background. Daemons often provide some low-level functionality. For example, sshd is the Secure Shell (SSH) Daemon, which provides ssh functionality. All Linux distros must come with basic utilities. When we talk about utilities, we’re referring to the commands that you can type into the command line to have your shell execute. Some basic utilities include cd, ls, cat, etc. Depending on the distro, you may have more or less utilties when you first install it. Speaking of shells, every distro comes with some shell, which is a command line interpreter. It reads in shell code </w:t>
-      </w:r>
-      <w:r>
-        <w:rPr>
-          <w:i w:val="false"/>
-          <w:iCs w:val="false"/>
-          <w:u w:val="none"/>
-        </w:rPr>
-        <w:t>from the console</w:t>
-      </w:r>
-      <w:r>
-        <w:rPr>
-          <w:i w:val="false"/>
-          <w:iCs w:val="false"/>
-          <w:u w:val="none"/>
-        </w:rPr>
-        <w:t xml:space="preserve">, and executes it </w:t>
-      </w:r>
-      <w:r>
-        <w:rPr>
-          <w:i w:val="false"/>
-          <w:iCs w:val="false"/>
-          <w:u w:val="none"/>
-        </w:rPr>
-        <w:t>as commands</w:t>
-      </w:r>
-      <w:r>
-        <w:rPr>
-          <w:i w:val="false"/>
-          <w:iCs w:val="false"/>
-          <w:u w:val="none"/>
-        </w:rPr>
-        <w:t xml:space="preserve">. Common shells are the Bourne Shell (sh), the Bourne Again Shell (bash), the Korn Shell (ksh), the C Shell (csh), and the Z Shell (zsh). Finally, a lot of distros come with a package manager. Packages in Linux refer to utilities + extras eg. documentation, config files, etc. A package manager is in charge of downloading applications from some centralized repository and then installing and configuring them. It is also responsible for updating packages on your system and for uninstalling packages. </w:t>
+        <w:t xml:space="preserve">I’ve been sort of vague about the key differences between distributions up until now, but I aim to cover what you can reasonably expect to find in a typical Linux distribution. Of course, the heart of every distribution is the Linux kernel. The kernel may have minor changes from distro to distro, but for the most part, it usually remains unchanged. Most Linux distributions come packaged with a boot loader, which is launched by the BIOS/UEFI, or </w:t>
+      </w:r>
+      <w:r>
+        <w:rPr>
+          <w:i w:val="false"/>
+          <w:iCs w:val="false"/>
+          <w:u w:val="none"/>
+        </w:rPr>
+        <w:t>possibly u-boot if you’re on ARM</w:t>
+      </w:r>
+      <w:r>
+        <w:rPr>
+          <w:i w:val="false"/>
+          <w:iCs w:val="false"/>
+          <w:u w:val="none"/>
+        </w:rPr>
+        <w:t xml:space="preserve">. The boot loader is responsible for booting the OS. By far the most common boot loader is GRUB, which stands for “Grand Unified Bootloader”. The distro will also come packaged with various services known as “daemons”. A daemon is essentially an application process that runs in the background. Daemons often provide some low-level functionality. For example, sshd is the Secure Shell (SSH) Daemon, which provides ssh functionality. All Linux distros must come with </w:t>
+      </w:r>
+      <w:r>
+        <w:rPr>
+          <w:i w:val="false"/>
+          <w:iCs w:val="false"/>
+          <w:u w:val="none"/>
+        </w:rPr>
+        <w:t>certain ‘core’</w:t>
+      </w:r>
+      <w:r>
+        <w:rPr>
+          <w:i w:val="false"/>
+          <w:iCs w:val="false"/>
+          <w:u w:val="none"/>
+        </w:rPr>
+        <w:t xml:space="preserve"> utilities. When we talk about utilities, we’re referring to the commands that you can type into the command line to have your shell execute. Some basic utilities include cd, ls, cat, etc. Depending on the distro, you may have more or less utilties when you first install it, </w:t>
+      </w:r>
+      <w:r>
+        <w:rPr>
+          <w:i w:val="false"/>
+          <w:iCs w:val="false"/>
+          <w:u w:val="none"/>
+        </w:rPr>
+        <w:t>but each distro should have a package containing that distro’s core utilities, which are the collectively decided minimal utilities required for a base installation</w:t>
+      </w:r>
+      <w:r>
+        <w:rPr>
+          <w:i w:val="false"/>
+          <w:iCs w:val="false"/>
+          <w:u w:val="none"/>
+        </w:rPr>
+        <w:t xml:space="preserve">. Speaking of shells, every distro comes with some shell, which is a command line interpreter. It reads in shell code from the console, and executes it as commands. Common shells are the Bourne Shell (sh), the Bourne Again Shell (bash), the Korn Shell (ksh), the C Shell (csh), and the Z Shell (zsh). Finally, a lot of distros come with a package manager. Packages in Linux refer to utilities + extras eg. documentation, config files, etc. A package manager is in charge of downloading applications from some centralized repository and then installing and configuring them. It is also responsible for updating packages on your system and for uninstalling packages. </w:t>
       </w:r>
     </w:p>
     <w:p>
@@ -727,23 +662,55 @@
           <w:u w:val="none"/>
         </w:rPr>
         <w:tab/>
-        <w:t xml:space="preserve">Installing a Linux distribution varies from distro to distro, but generally, the </w:t>
-      </w:r>
-      <w:r>
-        <w:rPr>
-          <w:i w:val="false"/>
-          <w:iCs w:val="false"/>
-          <w:u w:val="none"/>
-        </w:rPr>
-        <w:t>process remains similar</w:t>
-      </w:r>
-      <w:r>
-        <w:rPr>
-          <w:i w:val="false"/>
-          <w:iCs w:val="false"/>
-          <w:u w:val="none"/>
-        </w:rPr>
-        <w:t xml:space="preserve">. Because of the history of Linux, and of operating systems in general, Linux distros are often distributed as ISO files which represent optical disks of the past (CDs and DVDs) in a digital format. ISO is not actually an acronym for anything, it just refers to the ISO 9660 standard used for CD-ROM media. Anyways, these can often be torrented using qtorrent (which is not illegal unless the distribution costs money), or downloaded from an official website or mirror server. It is recommended that you compare the checksum that is often provided on the website with the checksum of the ISO file to make sure that it hasn’t been tampered with. You may want to use a tool such as Rufus to “burn” the ISO onto your thumbdrive. This will optionally format the drive at the same time, which is ideal. Once the ISO is on the thumbdrive, entering your PCs BIOS/UEFI will allow you to select the thumbdrive as your primary boot device. Upon saving the settings and rebooting your computer, the boot loader will launch the Linux image. This is often refered to as a “live CD”. The operating system is not yet installed on your computer’s hard drive, it’s just a live image that you can mess around in, sort of like a VM. This is good for testing that all your devices connect and that you enjoy the UI. Changes made to a live CD are volatile, meaning on reboot, they will no longer be saved. The live CD will sometimes come with a document that will explain the process of actually installing the OS, or sometimes, the installer is launched as soon as you boot the live CD, and other times, you just need to read the documentation online. It is possible to dual-boot both Linux and Windows if you have enough hard drive space, but I will not cover how to do that here. </w:t>
+        <w:t xml:space="preserve">Installing a Linux distribution varies from distro to distro, but generally, the process remains similar. Because of the history of Linux, and of operating systems in general, Linux distros are often distributed as ISO files which represent optical disks of the past (CDs and DVDs) in a digital format. ISO is not actually an acronym for anything, it just refers to the ISO 9660 standard used for CD-ROM media. Anyways, these can often be torrented using qtorrent (which is not illegal unless the distribution costs money), or downloaded from an official website or mirror server </w:t>
+      </w:r>
+      <w:r>
+        <w:rPr>
+          <w:i w:val="false"/>
+          <w:iCs w:val="false"/>
+          <w:u w:val="none"/>
+        </w:rPr>
+        <w:t>depending on the distro</w:t>
+      </w:r>
+      <w:r>
+        <w:rPr>
+          <w:i w:val="false"/>
+          <w:iCs w:val="false"/>
+          <w:u w:val="none"/>
+        </w:rPr>
+        <w:t xml:space="preserve">. It is recommended that you compare the checksum that is often provided on the website with the checksum of the ISO file to make sure that it hasn’t been tampered with </w:t>
+      </w:r>
+      <w:r>
+        <w:rPr>
+          <w:i w:val="false"/>
+          <w:iCs w:val="false"/>
+          <w:u w:val="none"/>
+        </w:rPr>
+        <w:t>(if possible)</w:t>
+      </w:r>
+      <w:r>
+        <w:rPr>
+          <w:i w:val="false"/>
+          <w:iCs w:val="false"/>
+          <w:u w:val="none"/>
+        </w:rPr>
+        <w:t xml:space="preserve">. You may want to use a tool such as Rufus </w:t>
+      </w:r>
+      <w:r>
+        <w:rPr>
+          <w:i w:val="false"/>
+          <w:iCs w:val="false"/>
+          <w:u w:val="none"/>
+        </w:rPr>
+        <w:t>(if on Windows)</w:t>
+      </w:r>
+      <w:r>
+        <w:rPr>
+          <w:i w:val="false"/>
+          <w:iCs w:val="false"/>
+          <w:u w:val="none"/>
+        </w:rPr>
+        <w:t xml:space="preserve"> to “burn” the ISO onto your thumbdrive. This will optionally format the drive at the same time, which is ideal. Once the ISO is on the thumbdrive, entering your PCs BIOS/UEFI will allow you to select the thumbdrive as your primary boot device. Upon saving the settings and rebooting your computer, the boot loader will launch the Linux image. This is often refered to as a “live CD”. The operating system is not yet installed on your computer’s hard drive, it’s just a live image that you can mess around in, sort of like a VM. This is good for testing that all your devices connect and that you enjoy the UI. Changes made to a live CD are volatile, meaning on reboot, they will no longer be saved. The live CD will sometimes come with a document that will explain the process of actually installing the OS, or sometimes, the installer is launched as soon as you boot the live CD, and other times, you just need to read the documentation online. It is possible to dual-boot both Linux and Windows if you have enough hard drive space, but I will not cover how to do that here. </w:t>
       </w:r>
     </w:p>
     <w:p>
@@ -806,71 +773,55 @@
           <w:u w:val="none"/>
         </w:rPr>
         <w:tab/>
-        <w:t xml:space="preserve">Once Linux is installed to your hard drive, you will no longer require the live CD. There are some things to note about the environment that is executed on boot. First and foremost, you will almost always start in some login screen. The login screen is the basic authentication method for most operating systems. The authentication on Linux is usually controlled by a daemon known as PAM (Pluggable Authentication Modules). Presumably, the installation wizard for the OS requested a username and password, so this is where you’d enter that. Upon entry, you will most likely be greeted by a GUI (not always, but usually). The OS’s GUI is known as the Desktop Environment, or DE for short. Popular DEs include KDE Plasma, XFCE, Cinammon, GNOME, MATE, etc. You will probably have some sort of application launcher, some sort of file explorer/manager, a terminal emulator, and a system info bar at the top of the screen. These all depend on the distro, as well as the DE. For example, Ubuntu uses GNOME as its DE. Nautilus is the GNOME file manager, Applications Menu is the GNOME application launcher, and GNOME Terminal is the GNOME terminal emulator. Speaking of the terminal emulator, Ctrl + Alt + t is usually the shortcut to open up a terminal session. It’s always good to update your packages and your system on a fresh install. This is because your ISO could come with outdated packages. Assuming that you are using a Debian-based distribution, you package manager will be called “apt”. If you open a terminal, we can enter our first commands. The first command to run is “sudo apt update”, followed by “sudo apt upgrade”. The former command will download any updates to packages installed on your system, and upgrade will actually install those updates. This includes updates to the kernel. If you want to see what packages are installed on your system, you can run “apt list --installed”. Apt has other features as well, such as searching the repositories for packages </w:t>
-      </w:r>
-      <w:r>
-        <w:rPr>
-          <w:i w:val="false"/>
-          <w:iCs w:val="false"/>
-          <w:u w:val="none"/>
-        </w:rPr>
-        <w:t>with apt search</w:t>
-      </w:r>
-      <w:r>
-        <w:rPr>
-          <w:i w:val="false"/>
-          <w:iCs w:val="false"/>
-          <w:u w:val="none"/>
-        </w:rPr>
-        <w:t xml:space="preserve">. These are summarized in the manual for apt. On nearly all distros, packages must come with documentation </w:t>
-      </w:r>
-      <w:r>
-        <w:rPr>
-          <w:i w:val="false"/>
-          <w:iCs w:val="false"/>
-          <w:u w:val="none"/>
-        </w:rPr>
-        <w:t>in the form of user manuals called man pages</w:t>
-      </w:r>
-      <w:r>
-        <w:rPr>
-          <w:i w:val="false"/>
-          <w:iCs w:val="false"/>
-          <w:u w:val="none"/>
-        </w:rPr>
-        <w:t>. These docs can be found with the “man” utility. For example, to learn more about apt, you can run “man apt” which will bring up the documentation for apt. The man command is one of the most useful and essential commands for be</w:t>
-      </w:r>
-      <w:r>
-        <w:rPr>
-          <w:i w:val="false"/>
-          <w:iCs w:val="false"/>
-          <w:u w:val="none"/>
-        </w:rPr>
-        <w:t>coming</w:t>
-      </w:r>
-      <w:r>
-        <w:rPr>
-          <w:i w:val="false"/>
-          <w:iCs w:val="false"/>
-          <w:u w:val="none"/>
-        </w:rPr>
-        <w:t xml:space="preserve"> self-sufficient in Linux, otherwise you will be doing google searches all the time, </w:t>
-      </w:r>
-      <w:r>
-        <w:rPr>
-          <w:i w:val="false"/>
-          <w:iCs w:val="false"/>
-          <w:u w:val="none"/>
-        </w:rPr>
-        <w:t>which can be very time consuming</w:t>
-      </w:r>
-      <w:r>
-        <w:rPr>
-          <w:i w:val="false"/>
-          <w:iCs w:val="false"/>
-          <w:u w:val="none"/>
-        </w:rPr>
-        <w:t xml:space="preserve">. </w:t>
+        <w:t xml:space="preserve">Once Linux is installed to your hard drive, you will no longer require the live CD. There are some things to note about the environment that is executed on boot. First and foremost, you will almost always start in some login screen. The login screen is the basic authentication method for most operating systems. The authentication on Linux is usually controlled by a daemon known as PAM (Pluggable Authentication Modules). Presumably, the installation wizard for the OS requested a username and password, so this is where you’d enter that. Upon entry, you will most likely be greeted by a GUI (not always, but usually). The OS’s GUI is known as the Desktop Environment, or DE for short. Popular DEs include KDE Plasma, XFCE, Cinammon, GNOME, MATE, etc. You will probably have some sort of application launcher, some sort of file explorer/manager, a terminal emulator, and a system info bar at the top of the screen. These all depend on the distro, as well as the DE. For example, Ubuntu uses GNOME as its DE. Nautilus is the GNOME file manager, Applications Menu is the GNOME application launcher, and GNOME Terminal is the GNOME terminal emulator. Speaking of the terminal emulator, Ctrl + Alt + t is usually the shortcut to open up a terminal session. It’s always good to update your packages and your system on a fresh install. This is because your ISO could come with outdated packages </w:t>
+      </w:r>
+      <w:r>
+        <w:rPr>
+          <w:i w:val="false"/>
+          <w:iCs w:val="false"/>
+          <w:u w:val="none"/>
+        </w:rPr>
+        <w:t>(if you’re not on a rolling release distro such as Arch)</w:t>
+      </w:r>
+      <w:r>
+        <w:rPr>
+          <w:i w:val="false"/>
+          <w:iCs w:val="false"/>
+          <w:u w:val="none"/>
+        </w:rPr>
+        <w:t xml:space="preserve">. Assuming that you are using a Debian-based distribution </w:t>
+      </w:r>
+      <w:r>
+        <w:rPr>
+          <w:i w:val="false"/>
+          <w:iCs w:val="false"/>
+          <w:u w:val="none"/>
+        </w:rPr>
+        <w:t>(e.g. Ubuntu)</w:t>
+      </w:r>
+      <w:r>
+        <w:rPr>
+          <w:i w:val="false"/>
+          <w:iCs w:val="false"/>
+          <w:u w:val="none"/>
+        </w:rPr>
+        <w:t xml:space="preserve">, you package manager will be called “apt”. If you open a terminal, we can enter our first commands. The first command to run is “sudo apt update”, followed by “sudo apt upgrade”. The former command will download any updates to packages installed on your system, and upgrade will actually install those updates. This includes updates to the kernel. If you want to see what packages are installed on your system, you can run “apt list --installed”. </w:t>
+      </w:r>
+      <w:r>
+        <w:rPr>
+          <w:i w:val="false"/>
+          <w:iCs w:val="false"/>
+          <w:u w:val="none"/>
+        </w:rPr>
+        <w:t>a</w:t>
+      </w:r>
+      <w:r>
+        <w:rPr>
+          <w:i w:val="false"/>
+          <w:iCs w:val="false"/>
+          <w:u w:val="none"/>
+        </w:rPr>
+        <w:t xml:space="preserve">pt has other features as well, such as searching the repositories for packages with apt search. These are summarized in the manual for apt. On nearly all distros, packages must come with documentation in the form of user manuals called man pages. These docs can be found with the “man” utility. For example, to learn more about apt, you can run “man apt” which will bring up the documentation for apt. The man command is one of the most useful and essential commands for becoming self-sufficient in Linux, otherwise you will be doing google searches all the time, which can be very time consuming. </w:t>
       </w:r>
     </w:p>
     <w:p>
@@ -1211,7 +1162,66 @@
           <w:iCs w:val="false"/>
           <w:u w:val="none"/>
         </w:rPr>
-        <w:t xml:space="preserve"> The bin directory stands for “binaries”. User utilities are stored here, such as ls, cat, mv, grep, etc. A binary is just a compiled executable that can be run on your system. Note that bin also contains your shell (usually set to bash by default), since it too is a binary.</w:t>
+        <w:t xml:space="preserve"> The bin directory stands for “binaries”. </w:t>
+      </w:r>
+      <w:r>
+        <w:rPr>
+          <w:b w:val="false"/>
+          <w:bCs w:val="false"/>
+          <w:i w:val="false"/>
+          <w:iCs w:val="false"/>
+          <w:u w:val="none"/>
+        </w:rPr>
+        <w:t>Certain u</w:t>
+      </w:r>
+      <w:r>
+        <w:rPr>
+          <w:b w:val="false"/>
+          <w:bCs w:val="false"/>
+          <w:i w:val="false"/>
+          <w:iCs w:val="false"/>
+          <w:u w:val="none"/>
+        </w:rPr>
+        <w:t xml:space="preserve">tilities are stored here, such as ls, cat, mv, grep, </w:t>
+      </w:r>
+      <w:r>
+        <w:rPr>
+          <w:b w:val="false"/>
+          <w:bCs w:val="false"/>
+          <w:i w:val="false"/>
+          <w:iCs w:val="false"/>
+          <w:u w:val="none"/>
+        </w:rPr>
+        <w:t xml:space="preserve">any shells that came pre-installed, </w:t>
+      </w:r>
+      <w:r>
+        <w:rPr>
+          <w:b w:val="false"/>
+          <w:bCs w:val="false"/>
+          <w:i w:val="false"/>
+          <w:iCs w:val="false"/>
+          <w:u w:val="none"/>
+        </w:rPr>
+        <w:t xml:space="preserve">etc. A binary is just a compiled executable that can be run on your system. </w:t>
+      </w:r>
+      <w:r>
+        <w:rPr>
+          <w:b w:val="false"/>
+          <w:bCs w:val="false"/>
+          <w:i w:val="false"/>
+          <w:iCs w:val="false"/>
+          <w:u w:val="none"/>
+        </w:rPr>
+        <w:t>Note that /bin is a generic directory for binaries of any sort. On certain systems, /bin might point to /usr/bin which is specifically meant for user binaries.</w:t>
+      </w:r>
+      <w:r>
+        <w:rPr>
+          <w:b w:val="false"/>
+          <w:bCs w:val="false"/>
+          <w:i w:val="false"/>
+          <w:iCs w:val="false"/>
+          <w:u w:val="none"/>
+        </w:rPr>
         <w:br/>
       </w:r>
     </w:p>
@@ -1247,17 +1257,77 @@
           <w:iCs w:val="false"/>
           <w:u w:val="none"/>
         </w:rPr>
-        <w:t xml:space="preserve"> Proc stands for process. It contains the Process IDs (PIDs) of all running processes on your system. </w:t>
-      </w:r>
-      <w:r>
-        <w:rPr>
-          <w:b w:val="false"/>
-          <w:bCs w:val="false"/>
-          <w:i w:val="false"/>
-          <w:iCs w:val="false"/>
-          <w:u w:val="none"/>
-        </w:rPr>
-        <w:t>Utilities like top can query these files for information about running processes.</w:t>
+        <w:t xml:space="preserve"> Proc stands for process. It contains the Process IDs (PIDs) of all running processes on your system. Utilities like top can query these files for information about running processes. </w:t>
+      </w:r>
+    </w:p>
+    <w:p>
+      <w:pPr>
+        <w:pStyle w:val="Normal"/>
+        <w:widowControl/>
+        <w:bidi w:val="0"/>
+        <w:spacing w:lineRule="auto" w:line="259" w:before="0" w:after="160"/>
+        <w:jc w:val="left"/>
+        <w:rPr>
+          <w:b w:val="false"/>
+          <w:b w:val="false"/>
+          <w:bCs w:val="false"/>
+          <w:i w:val="false"/>
+          <w:i w:val="false"/>
+          <w:iCs w:val="false"/>
+        </w:rPr>
+      </w:pPr>
+      <w:r>
+        <w:rPr>
+          <w:b w:val="false"/>
+          <w:bCs w:val="false"/>
+          <w:i w:val="false"/>
+          <w:iCs w:val="false"/>
+        </w:rPr>
+      </w:r>
+    </w:p>
+    <w:p>
+      <w:pPr>
+        <w:pStyle w:val="Normal"/>
+        <w:widowControl/>
+        <w:bidi w:val="0"/>
+        <w:spacing w:lineRule="auto" w:line="259" w:before="0" w:after="160"/>
+        <w:jc w:val="left"/>
+        <w:rPr>
+          <w:b/>
+          <w:b/>
+          <w:bCs/>
+          <w:u w:val="none"/>
+        </w:rPr>
+      </w:pPr>
+      <w:r>
+        <w:rPr>
+          <w:b/>
+          <w:bCs/>
+          <w:i w:val="false"/>
+          <w:iCs w:val="false"/>
+          <w:u w:val="none"/>
+        </w:rPr>
+        <w:t>/boot:</w:t>
+      </w:r>
+      <w:r>
+        <w:rPr>
+          <w:b w:val="false"/>
+          <w:bCs w:val="false"/>
+          <w:i w:val="false"/>
+          <w:iCs w:val="false"/>
+          <w:u w:val="none"/>
+        </w:rPr>
+        <w:t xml:space="preserve"> The boot directory contains configuration files for the boot loader, as well as the Linux kernel itself. The kernel will be called vmlinuz-linux. If you are using GRUB as your boot loader (likely), then grub.c</w:t>
+      </w:r>
+      <w:r>
+        <w:rPr>
+          <w:b w:val="false"/>
+          <w:bCs w:val="false"/>
+          <w:i w:val="false"/>
+          <w:iCs w:val="false"/>
+          <w:u w:val="none"/>
+        </w:rPr>
+        <w:t>fg</w:t>
       </w:r>
       <w:r>
         <w:rPr>
@@ -1269,105 +1339,45 @@
         </w:rPr>
         <w:t xml:space="preserve"> </w:t>
       </w:r>
-    </w:p>
-    <w:p>
-      <w:pPr>
-        <w:pStyle w:val="Normal"/>
-        <w:widowControl/>
-        <w:bidi w:val="0"/>
-        <w:spacing w:lineRule="auto" w:line="259" w:before="0" w:after="160"/>
-        <w:jc w:val="left"/>
-        <w:rPr>
-          <w:b w:val="false"/>
-          <w:b w:val="false"/>
-          <w:bCs w:val="false"/>
-          <w:i w:val="false"/>
-          <w:i w:val="false"/>
-          <w:iCs w:val="false"/>
-        </w:rPr>
-      </w:pPr>
-      <w:r>
-        <w:rPr>
-          <w:b w:val="false"/>
-          <w:bCs w:val="false"/>
-          <w:i w:val="false"/>
-          <w:iCs w:val="false"/>
-        </w:rPr>
-      </w:r>
-    </w:p>
-    <w:p>
-      <w:pPr>
-        <w:pStyle w:val="Normal"/>
-        <w:widowControl/>
-        <w:bidi w:val="0"/>
-        <w:spacing w:lineRule="auto" w:line="259" w:before="0" w:after="160"/>
-        <w:jc w:val="left"/>
-        <w:rPr>
-          <w:b/>
-          <w:b/>
-          <w:bCs/>
-          <w:u w:val="none"/>
-        </w:rPr>
-      </w:pPr>
-      <w:r>
-        <w:rPr>
-          <w:b/>
-          <w:bCs/>
-          <w:i w:val="false"/>
-          <w:iCs w:val="false"/>
-          <w:u w:val="none"/>
-        </w:rPr>
-        <w:t>/boot:</w:t>
-      </w:r>
-      <w:r>
-        <w:rPr>
-          <w:b w:val="false"/>
-          <w:bCs w:val="false"/>
-          <w:i w:val="false"/>
-          <w:iCs w:val="false"/>
-          <w:u w:val="none"/>
-        </w:rPr>
-        <w:t xml:space="preserve"> The boot directory contains configuration files for the boot loader, as well </w:t>
-      </w:r>
-      <w:r>
-        <w:rPr>
-          <w:b w:val="false"/>
-          <w:bCs w:val="false"/>
-          <w:i w:val="false"/>
-          <w:iCs w:val="false"/>
-          <w:u w:val="none"/>
-        </w:rPr>
-        <w:t>as the</w:t>
-      </w:r>
-      <w:r>
-        <w:rPr>
-          <w:b w:val="false"/>
-          <w:bCs w:val="false"/>
-          <w:i w:val="false"/>
-          <w:iCs w:val="false"/>
-          <w:u w:val="none"/>
-        </w:rPr>
-        <w:t xml:space="preserve"> Linux kernel </w:t>
-      </w:r>
-      <w:r>
-        <w:rPr>
-          <w:b w:val="false"/>
-          <w:bCs w:val="false"/>
-          <w:i w:val="false"/>
-          <w:iCs w:val="false"/>
-          <w:u w:val="none"/>
-        </w:rPr>
-        <w:t>itself</w:t>
-      </w:r>
-      <w:r>
-        <w:rPr>
-          <w:b w:val="false"/>
-          <w:bCs w:val="false"/>
-          <w:i w:val="false"/>
-          <w:iCs w:val="false"/>
-          <w:u w:val="none"/>
-        </w:rPr>
-        <w:t>. The kernel will be called vmlinuz-linux. If you are using GRUB as your boot loader (likely), then grub.conf may be useful for configuring how your system boots.</w:t>
+      <w:r>
+        <w:rPr>
+          <w:b w:val="false"/>
+          <w:bCs w:val="false"/>
+          <w:i w:val="false"/>
+          <w:iCs w:val="false"/>
+          <w:u w:val="none"/>
+        </w:rPr>
+        <w:t>should be present, which is responsible for determining</w:t>
+      </w:r>
+      <w:r>
+        <w:rPr>
+          <w:b w:val="false"/>
+          <w:bCs w:val="false"/>
+          <w:i w:val="false"/>
+          <w:iCs w:val="false"/>
+          <w:u w:val="none"/>
+        </w:rPr>
+        <w:t xml:space="preserve"> how your system boots </w:t>
+      </w:r>
+      <w:r>
+        <w:rPr>
+          <w:b w:val="false"/>
+          <w:bCs w:val="false"/>
+          <w:i w:val="false"/>
+          <w:iCs w:val="false"/>
+          <w:u w:val="none"/>
+        </w:rPr>
+        <w:t>(although you should not go tampering with that file unless you know what you’re doing)</w:t>
+      </w:r>
+      <w:r>
+        <w:rPr>
+          <w:b w:val="false"/>
+          <w:bCs w:val="false"/>
+          <w:i w:val="false"/>
+          <w:iCs w:val="false"/>
+          <w:u w:val="none"/>
+        </w:rPr>
+        <w:t>.</w:t>
       </w:r>
     </w:p>
     <w:p>
@@ -1427,27 +1437,7 @@
           <w:iCs w:val="false"/>
           <w:u w:val="none"/>
         </w:rPr>
-        <w:t xml:space="preserve"> The root directory is the home directory for the root user. It is often empty since the root user usually doesn’t need to have any files in their home directory </w:t>
-      </w:r>
-      <w:r>
-        <w:rPr>
-          <w:b w:val="false"/>
-          <w:bCs w:val="false"/>
-          <w:i w:val="false"/>
-          <w:iCs w:val="false"/>
-          <w:u w:val="none"/>
-        </w:rPr>
-        <w:t>for the most part</w:t>
-      </w:r>
-      <w:r>
-        <w:rPr>
-          <w:b w:val="false"/>
-          <w:bCs w:val="false"/>
-          <w:i w:val="false"/>
-          <w:iCs w:val="false"/>
-          <w:u w:val="none"/>
-        </w:rPr>
-        <w:t xml:space="preserve">. </w:t>
+        <w:t xml:space="preserve"> The root directory is the home directory for the root user. It is often empty since the root user usually doesn’t need to have any files in their home directory for the most part. </w:t>
       </w:r>
     </w:p>
     <w:p>
@@ -1507,7 +1497,27 @@
           <w:iCs w:val="false"/>
           <w:u w:val="none"/>
         </w:rPr>
-        <w:t xml:space="preserve"> The dev folder is quite special and possibly difficult to grasp at first. Essentially, dev contains device files. These devices can range from hard drives to peripherals such as your mouse and keyboard, to even virtual devices such as a random number generator. It’s worth noting that hard drives (including SSDs) often start with the prefix sda, whereas NVMe drives often start with the nvme prefix. We will cover this more later.</w:t>
+        <w:t xml:space="preserve"> The dev folder is quite special and possibly difficult to grasp at first. Essentially, dev contains device files. These devices can range from hard drives to peripherals such as your mouse and keyboard, to even virtual devices</w:t>
+      </w:r>
+      <w:r>
+        <w:rPr>
+          <w:b w:val="false"/>
+          <w:bCs w:val="false"/>
+          <w:i w:val="false"/>
+          <w:iCs w:val="false"/>
+          <w:u w:val="none"/>
+        </w:rPr>
+        <w:t xml:space="preserve"> </w:t>
+      </w:r>
+      <w:r>
+        <w:rPr>
+          <w:b w:val="false"/>
+          <w:bCs w:val="false"/>
+          <w:i w:val="false"/>
+          <w:iCs w:val="false"/>
+          <w:u w:val="none"/>
+        </w:rPr>
+        <w:t>such as a random number generator. It’s worth noting that hard drives (including SSDs) often start with the prefix sda, whereas NVMe drives often start with the nvme prefix. We will cover this more later.</w:t>
       </w:r>
     </w:p>
     <w:p>
@@ -1567,149 +1577,136 @@
           <w:iCs w:val="false"/>
           <w:u w:val="none"/>
         </w:rPr>
-        <w:t xml:space="preserve"> The sbin directory </w:t>
-      </w:r>
-      <w:r>
-        <w:rPr>
-          <w:b w:val="false"/>
-          <w:bCs w:val="false"/>
-          <w:i w:val="false"/>
-          <w:iCs w:val="false"/>
-          <w:u w:val="none"/>
-        </w:rPr>
-        <w:t xml:space="preserve">should almost certainly exist on your Linux install. Similar to the bin directory, sbin also contains binaries, although the s stands for system, meaning that it contains system binaries. These are executables that </w:t>
-      </w:r>
-      <w:r>
-        <w:rPr>
-          <w:b w:val="false"/>
-          <w:bCs w:val="false"/>
-          <w:i w:val="false"/>
-          <w:iCs w:val="false"/>
-          <w:u w:val="none"/>
-        </w:rPr>
-        <w:t xml:space="preserve">are essential for booting, restoring, and/or repairing the system. </w:t>
-      </w:r>
-    </w:p>
-    <w:p>
-      <w:pPr>
-        <w:pStyle w:val="Normal"/>
-        <w:widowControl/>
-        <w:bidi w:val="0"/>
-        <w:spacing w:lineRule="auto" w:line="259" w:before="0" w:after="160"/>
-        <w:jc w:val="left"/>
-        <w:rPr>
-          <w:b/>
-          <w:b/>
-          <w:bCs/>
-          <w:u w:val="none"/>
-        </w:rPr>
-      </w:pPr>
-      <w:r>
-        <w:rPr/>
-      </w:r>
-    </w:p>
-    <w:p>
-      <w:pPr>
-        <w:pStyle w:val="Normal"/>
-        <w:widowControl/>
-        <w:bidi w:val="0"/>
-        <w:spacing w:lineRule="auto" w:line="259" w:before="0" w:after="160"/>
-        <w:jc w:val="left"/>
-        <w:rPr>
-          <w:b/>
-          <w:b/>
-          <w:bCs/>
-        </w:rPr>
-      </w:pPr>
-      <w:r>
-        <w:rPr>
-          <w:b/>
-          <w:bCs/>
-        </w:rPr>
-        <w:t>/</w:t>
-      </w:r>
-      <w:r>
-        <w:rPr>
-          <w:b/>
-          <w:bCs/>
-        </w:rPr>
-        <w:t>etc:</w:t>
-      </w:r>
-      <w:r>
-        <w:rPr>
-          <w:b w:val="false"/>
-          <w:bCs w:val="false"/>
-        </w:rPr>
-        <w:t xml:space="preserve"> The etc directory (pronounced et-see) is assumed to stand for et cetera. This is the home of the system’s configuration files. It is probably the most important directory for you, the user, aside from your home directory. Notable sub-directories within etc include </w:t>
-      </w:r>
-      <w:r>
-        <w:rPr>
-          <w:b w:val="false"/>
-          <w:bCs w:val="false"/>
-        </w:rPr>
-        <w:t>the *tab files (primarily fstab which tells the system which drives to mount on boot), locale.conf (information about your preferred language and character encoding), passwd (a file containing users on the system),</w:t>
-      </w:r>
-      <w:r>
-        <w:rPr>
-          <w:b w:val="false"/>
-          <w:bCs w:val="false"/>
-        </w:rPr>
-        <w:t xml:space="preserve"> </w:t>
-      </w:r>
-      <w:r>
-        <w:rPr>
-          <w:b w:val="false"/>
-          <w:bCs w:val="false"/>
-        </w:rPr>
-        <w:t xml:space="preserve">shadow (contains user’s encrypted passwords), skel (a directory containing skeleton examples of frequently used configuration files), and sudoers (grants permissions to users and groups). </w:t>
-      </w:r>
-    </w:p>
-    <w:p>
-      <w:pPr>
-        <w:pStyle w:val="Normal"/>
-        <w:widowControl/>
-        <w:bidi w:val="0"/>
-        <w:spacing w:lineRule="auto" w:line="259" w:before="0" w:after="160"/>
-        <w:jc w:val="left"/>
-        <w:rPr>
-          <w:b w:val="false"/>
-          <w:b w:val="false"/>
-          <w:bCs w:val="false"/>
-        </w:rPr>
-      </w:pPr>
-      <w:r>
-        <w:rPr>
-          <w:b/>
-          <w:bCs/>
-        </w:rPr>
-      </w:r>
-    </w:p>
-    <w:p>
-      <w:pPr>
-        <w:pStyle w:val="Normal"/>
-        <w:widowControl/>
-        <w:bidi w:val="0"/>
-        <w:spacing w:lineRule="auto" w:line="259" w:before="0" w:after="160"/>
-        <w:jc w:val="left"/>
-        <w:rPr>
-          <w:b/>
-          <w:b/>
-          <w:bCs/>
-        </w:rPr>
-      </w:pPr>
-      <w:r>
-        <w:rPr>
-          <w:b/>
-          <w:bCs/>
-        </w:rPr>
-        <w:t>/</w:t>
-      </w:r>
-      <w:r>
-        <w:rPr>
-          <w:b/>
-          <w:bCs/>
-        </w:rPr>
-        <w:t>srv:</w:t>
+        <w:t xml:space="preserve"> The sbin directory should almost certainly exist on your Linux install. Similar to the bin directory, sbin also contains binaries, although the s stands for system, meaning that it contains system binaries. These are executables that are essential for booting, restoring, and/or repairing the system. </w:t>
+      </w:r>
+      <w:r>
+        <w:rPr>
+          <w:b w:val="false"/>
+          <w:bCs w:val="false"/>
+          <w:i w:val="false"/>
+          <w:iCs w:val="false"/>
+          <w:u w:val="none"/>
+        </w:rPr>
+        <w:t>Note that on my system, /sbin also happens to point to /usr/bin, meaning that I do not really have a dedicated directory for system binaries, since it’s shared with /bin.</w:t>
+      </w:r>
+    </w:p>
+    <w:p>
+      <w:pPr>
+        <w:pStyle w:val="Normal"/>
+        <w:widowControl/>
+        <w:bidi w:val="0"/>
+        <w:spacing w:lineRule="auto" w:line="259" w:before="0" w:after="160"/>
+        <w:jc w:val="left"/>
+        <w:rPr>
+          <w:b/>
+          <w:b/>
+          <w:bCs/>
+          <w:u w:val="none"/>
+        </w:rPr>
+      </w:pPr>
+      <w:r>
+        <w:rPr>
+          <w:b/>
+          <w:bCs/>
+          <w:u w:val="none"/>
+        </w:rPr>
+      </w:r>
+    </w:p>
+    <w:p>
+      <w:pPr>
+        <w:pStyle w:val="Normal"/>
+        <w:widowControl/>
+        <w:bidi w:val="0"/>
+        <w:spacing w:lineRule="auto" w:line="259" w:before="0" w:after="160"/>
+        <w:jc w:val="left"/>
+        <w:rPr>
+          <w:b/>
+          <w:b/>
+          <w:bCs/>
+        </w:rPr>
+      </w:pPr>
+      <w:r>
+        <w:rPr>
+          <w:b/>
+          <w:bCs/>
+        </w:rPr>
+        <w:t>/etc:</w:t>
+      </w:r>
+      <w:r>
+        <w:rPr>
+          <w:b w:val="false"/>
+          <w:bCs w:val="false"/>
+        </w:rPr>
+        <w:t xml:space="preserve"> The etc directory (pronounced et-see) is assumed to stand for et cetera. This is the home of the system’s configuration files. It is probably the most important directory for you, the user, aside from your home directory. Notable </w:t>
+      </w:r>
+      <w:r>
+        <w:rPr>
+          <w:b w:val="false"/>
+          <w:bCs w:val="false"/>
+        </w:rPr>
+        <w:t>files</w:t>
+      </w:r>
+      <w:r>
+        <w:rPr>
+          <w:b w:val="false"/>
+          <w:bCs w:val="false"/>
+        </w:rPr>
+        <w:t xml:space="preserve"> within /etc include the *tab files (primarily fstab which tells the system which drives to mount on boot), locale.conf (information about your preferred language and character encoding), passwd (a file containing users on the system), shadow (contains user’s encrypted passwords), skel (a directory containing skeleton examples of frequently used configuration files), </w:t>
+      </w:r>
+      <w:r>
+        <w:rPr>
+          <w:b w:val="false"/>
+          <w:bCs w:val="false"/>
+        </w:rPr>
+        <w:t xml:space="preserve">mime.types (maps file extensions to default application launchers), </w:t>
+      </w:r>
+      <w:r>
+        <w:rPr>
+          <w:b w:val="false"/>
+          <w:bCs w:val="false"/>
+        </w:rPr>
+        <w:t xml:space="preserve">and sudoers (grants permissions to users and groups). </w:t>
+      </w:r>
+    </w:p>
+    <w:p>
+      <w:pPr>
+        <w:pStyle w:val="Normal"/>
+        <w:widowControl/>
+        <w:bidi w:val="0"/>
+        <w:spacing w:lineRule="auto" w:line="259" w:before="0" w:after="160"/>
+        <w:jc w:val="left"/>
+        <w:rPr>
+          <w:b w:val="false"/>
+          <w:b w:val="false"/>
+          <w:bCs w:val="false"/>
+        </w:rPr>
+      </w:pPr>
+      <w:r>
+        <w:rPr>
+          <w:b w:val="false"/>
+          <w:bCs w:val="false"/>
+        </w:rPr>
+      </w:r>
+    </w:p>
+    <w:p>
+      <w:pPr>
+        <w:pStyle w:val="Normal"/>
+        <w:widowControl/>
+        <w:bidi w:val="0"/>
+        <w:spacing w:lineRule="auto" w:line="259" w:before="0" w:after="160"/>
+        <w:jc w:val="left"/>
+        <w:rPr>
+          <w:b/>
+          <w:b/>
+          <w:bCs/>
+        </w:rPr>
+      </w:pPr>
+      <w:r>
+        <w:rPr>
+          <w:b/>
+          <w:bCs/>
+        </w:rPr>
+        <w:t>/srv:</w:t>
       </w:r>
       <w:r>
         <w:rPr>
@@ -1734,8 +1731,8 @@
       </w:pPr>
       <w:r>
         <w:rPr>
-          <w:b/>
-          <w:bCs/>
+          <w:b w:val="false"/>
+          <w:bCs w:val="false"/>
         </w:rPr>
       </w:r>
     </w:p>
@@ -1824,148 +1821,117 @@
           <w:i w:val="false"/>
           <w:iCs w:val="false"/>
         </w:rPr>
-        <w:t xml:space="preserve"> </w:t>
-      </w:r>
-      <w:r>
-        <w:rPr>
-          <w:b w:val="false"/>
-          <w:bCs w:val="false"/>
-          <w:i w:val="false"/>
-          <w:iCs w:val="false"/>
-        </w:rPr>
-        <w:t>The sys directory is short for system as you may have guessed. This directory contains subdirectories with system information such as power usage, temperature, battery life (if using a laptop), firmware, etc. This is useful for writing scripts that monitor some system resource.</w:t>
-      </w:r>
-    </w:p>
-    <w:p>
-      <w:pPr>
-        <w:pStyle w:val="Normal"/>
-        <w:widowControl/>
-        <w:bidi w:val="0"/>
-        <w:spacing w:lineRule="auto" w:line="259" w:before="0" w:after="160"/>
-        <w:jc w:val="left"/>
-        <w:rPr>
-          <w:b w:val="false"/>
-          <w:b w:val="false"/>
-          <w:bCs w:val="false"/>
-        </w:rPr>
-      </w:pPr>
-      <w:r>
-        <w:rPr>
-          <w:b/>
-          <w:bCs/>
-          <w:i w:val="false"/>
-          <w:iCs w:val="false"/>
-        </w:rPr>
-      </w:r>
-    </w:p>
-    <w:p>
-      <w:pPr>
-        <w:pStyle w:val="Normal"/>
-        <w:widowControl/>
-        <w:bidi w:val="0"/>
-        <w:spacing w:lineRule="auto" w:line="259" w:before="0" w:after="160"/>
-        <w:jc w:val="left"/>
-        <w:rPr>
-          <w:b/>
-          <w:b/>
-          <w:bCs/>
-          <w:i w:val="false"/>
-          <w:i w:val="false"/>
-          <w:iCs w:val="false"/>
-        </w:rPr>
-      </w:pPr>
-      <w:r>
-        <w:rPr>
-          <w:b/>
-          <w:bCs/>
-          <w:i w:val="false"/>
-          <w:iCs w:val="false"/>
-        </w:rPr>
-        <w:t>/</w:t>
-      </w:r>
-      <w:r>
-        <w:rPr>
-          <w:b/>
-          <w:bCs/>
-          <w:i w:val="false"/>
-          <w:iCs w:val="false"/>
-        </w:rPr>
-        <w:t>lib:</w:t>
-      </w:r>
-      <w:r>
-        <w:rPr>
-          <w:b w:val="false"/>
-          <w:bCs w:val="false"/>
-          <w:i w:val="false"/>
-          <w:iCs w:val="false"/>
-        </w:rPr>
-        <w:t xml:space="preserve"> The lib folder contains system libraries </w:t>
-      </w:r>
-      <w:r>
-        <w:rPr>
-          <w:b w:val="false"/>
-          <w:bCs w:val="false"/>
-          <w:i w:val="false"/>
-          <w:iCs w:val="false"/>
-        </w:rPr>
-        <w:t xml:space="preserve">and kernel modules. Libraries in Linux are often dynamically linked libraries (DLL) aka. shared objects. Shared object files end with a .so file extension. A kernel module is similar to a shared object, but is specifically used to extend the capabilities of the kernel. </w:t>
-      </w:r>
-    </w:p>
-    <w:p>
-      <w:pPr>
-        <w:pStyle w:val="Normal"/>
-        <w:widowControl/>
-        <w:bidi w:val="0"/>
-        <w:spacing w:lineRule="auto" w:line="259" w:before="0" w:after="160"/>
-        <w:jc w:val="left"/>
-        <w:rPr>
-          <w:b w:val="false"/>
-          <w:b w:val="false"/>
-          <w:bCs w:val="false"/>
-        </w:rPr>
-      </w:pPr>
-      <w:r>
-        <w:rPr>
-          <w:b/>
-          <w:bCs/>
-          <w:i w:val="false"/>
-          <w:iCs w:val="false"/>
-        </w:rPr>
-      </w:r>
-    </w:p>
-    <w:p>
-      <w:pPr>
-        <w:pStyle w:val="Normal"/>
-        <w:widowControl/>
-        <w:bidi w:val="0"/>
-        <w:spacing w:lineRule="auto" w:line="259" w:before="0" w:after="160"/>
-        <w:jc w:val="left"/>
-        <w:rPr>
-          <w:b/>
-          <w:b/>
-          <w:bCs/>
-          <w:i w:val="false"/>
-          <w:i w:val="false"/>
-          <w:iCs w:val="false"/>
-        </w:rPr>
-      </w:pPr>
-      <w:r>
-        <w:rPr>
-          <w:b/>
-          <w:bCs/>
-          <w:i w:val="false"/>
-          <w:iCs w:val="false"/>
-        </w:rPr>
-        <w:t>/</w:t>
-      </w:r>
-      <w:r>
-        <w:rPr>
-          <w:b/>
-          <w:bCs/>
-          <w:i w:val="false"/>
-          <w:iCs w:val="false"/>
-        </w:rPr>
-        <w:t>tmp:</w:t>
+        <w:t xml:space="preserve"> The sys directory is short for system as you may have guessed. This directory contains subdirectories with system information such as power usage, temperature, battery life (if using a laptop), firmware, etc. This is useful for writing scripts that monitor some system resource.</w:t>
+      </w:r>
+    </w:p>
+    <w:p>
+      <w:pPr>
+        <w:pStyle w:val="Normal"/>
+        <w:widowControl/>
+        <w:bidi w:val="0"/>
+        <w:spacing w:lineRule="auto" w:line="259" w:before="0" w:after="160"/>
+        <w:jc w:val="left"/>
+        <w:rPr>
+          <w:b w:val="false"/>
+          <w:b w:val="false"/>
+          <w:bCs w:val="false"/>
+        </w:rPr>
+      </w:pPr>
+      <w:r>
+        <w:rPr>
+          <w:b w:val="false"/>
+          <w:bCs w:val="false"/>
+        </w:rPr>
+      </w:r>
+    </w:p>
+    <w:p>
+      <w:pPr>
+        <w:pStyle w:val="Normal"/>
+        <w:widowControl/>
+        <w:bidi w:val="0"/>
+        <w:spacing w:lineRule="auto" w:line="259" w:before="0" w:after="160"/>
+        <w:jc w:val="left"/>
+        <w:rPr>
+          <w:b/>
+          <w:b/>
+          <w:bCs/>
+          <w:i w:val="false"/>
+          <w:i w:val="false"/>
+          <w:iCs w:val="false"/>
+        </w:rPr>
+      </w:pPr>
+      <w:r>
+        <w:rPr>
+          <w:b/>
+          <w:bCs/>
+          <w:i w:val="false"/>
+          <w:iCs w:val="false"/>
+        </w:rPr>
+        <w:t>/lib:</w:t>
+      </w:r>
+      <w:r>
+        <w:rPr>
+          <w:b w:val="false"/>
+          <w:bCs w:val="false"/>
+          <w:i w:val="false"/>
+          <w:iCs w:val="false"/>
+        </w:rPr>
+        <w:t xml:space="preserve"> The lib folder contains system libraries and kernel modules. Libraries in Linux are often dynamically linked libraries (DLL) aka. shared objects. Shared object files end with a .so file extension. A kernel module is similar to a shared object, but is specifically used to extend the capabilities of the kernel. </w:t>
+      </w:r>
+      <w:r>
+        <w:rPr>
+          <w:b w:val="false"/>
+          <w:bCs w:val="false"/>
+          <w:i w:val="false"/>
+          <w:iCs w:val="false"/>
+        </w:rPr>
+        <w:t>Note that on my system, /lib points to /usr/lib</w:t>
+      </w:r>
+    </w:p>
+    <w:p>
+      <w:pPr>
+        <w:pStyle w:val="Normal"/>
+        <w:widowControl/>
+        <w:bidi w:val="0"/>
+        <w:spacing w:lineRule="auto" w:line="259" w:before="0" w:after="160"/>
+        <w:jc w:val="left"/>
+        <w:rPr>
+          <w:b w:val="false"/>
+          <w:b w:val="false"/>
+          <w:bCs w:val="false"/>
+        </w:rPr>
+      </w:pPr>
+      <w:r>
+        <w:rPr>
+          <w:b w:val="false"/>
+          <w:bCs w:val="false"/>
+        </w:rPr>
+      </w:r>
+    </w:p>
+    <w:p>
+      <w:pPr>
+        <w:pStyle w:val="Normal"/>
+        <w:widowControl/>
+        <w:bidi w:val="0"/>
+        <w:spacing w:lineRule="auto" w:line="259" w:before="0" w:after="160"/>
+        <w:jc w:val="left"/>
+        <w:rPr>
+          <w:b/>
+          <w:b/>
+          <w:bCs/>
+          <w:i w:val="false"/>
+          <w:i w:val="false"/>
+          <w:iCs w:val="false"/>
+        </w:rPr>
+      </w:pPr>
+      <w:r>
+        <w:rPr>
+          <w:b/>
+          <w:bCs/>
+          <w:i w:val="false"/>
+          <w:iCs w:val="false"/>
+        </w:rPr>
+        <w:t>/tmp:</w:t>
       </w:r>
       <w:r>
         <w:rPr>
@@ -2012,64 +1978,116 @@
       </w:pPr>
       <w:r>
         <w:rPr>
-          <w:b/>
-          <w:bCs/>
-          <w:i w:val="false"/>
-          <w:iCs w:val="false"/>
-        </w:rPr>
-      </w:r>
-    </w:p>
-    <w:p>
-      <w:pPr>
-        <w:pStyle w:val="Normal"/>
-        <w:widowControl/>
-        <w:bidi w:val="0"/>
-        <w:spacing w:lineRule="auto" w:line="259" w:before="0" w:after="160"/>
-        <w:jc w:val="left"/>
-        <w:rPr>
-          <w:b/>
-          <w:b/>
-          <w:bCs/>
-          <w:i w:val="false"/>
-          <w:i w:val="false"/>
-          <w:iCs w:val="false"/>
-        </w:rPr>
-      </w:pPr>
-      <w:r>
-        <w:rPr>
-          <w:b/>
-          <w:bCs/>
-          <w:i w:val="false"/>
-          <w:iCs w:val="false"/>
-        </w:rPr>
-        <w:t>/</w:t>
-      </w:r>
-      <w:r>
-        <w:rPr>
-          <w:b/>
-          <w:bCs/>
-          <w:i w:val="false"/>
-          <w:iCs w:val="false"/>
-        </w:rPr>
-        <w:t>usr:</w:t>
-      </w:r>
-      <w:r>
-        <w:rPr>
-          <w:b w:val="false"/>
-          <w:bCs w:val="false"/>
-          <w:i w:val="false"/>
-          <w:iCs w:val="false"/>
-        </w:rPr>
-        <w:t xml:space="preserve"> The usr directory is for files that would be convenient for users. It contains a similar file </w:t>
-      </w:r>
-      <w:r>
-        <w:rPr>
-          <w:b w:val="false"/>
-          <w:bCs w:val="false"/>
-          <w:i w:val="false"/>
-          <w:iCs w:val="false"/>
-        </w:rPr>
-        <w:t>structure to that of root. It contains its own version of bin, lib, and sbin. It also contains a local/share/ directory which is for files that are ideally meant to be shared between users such as font files. The history of how usr has been used is quite confusing so I recommend looking it up for a more detailed explanation.</w:t>
+          <w:b w:val="false"/>
+          <w:bCs w:val="false"/>
+        </w:rPr>
+      </w:r>
+    </w:p>
+    <w:p>
+      <w:pPr>
+        <w:pStyle w:val="Normal"/>
+        <w:widowControl/>
+        <w:bidi w:val="0"/>
+        <w:spacing w:lineRule="auto" w:line="259" w:before="0" w:after="160"/>
+        <w:jc w:val="left"/>
+        <w:rPr>
+          <w:b/>
+          <w:b/>
+          <w:bCs/>
+          <w:i w:val="false"/>
+          <w:i w:val="false"/>
+          <w:iCs w:val="false"/>
+        </w:rPr>
+      </w:pPr>
+      <w:r>
+        <w:rPr>
+          <w:b/>
+          <w:bCs/>
+          <w:i w:val="false"/>
+          <w:iCs w:val="false"/>
+        </w:rPr>
+        <w:t>/usr:</w:t>
+      </w:r>
+      <w:r>
+        <w:rPr>
+          <w:b w:val="false"/>
+          <w:bCs w:val="false"/>
+          <w:i w:val="false"/>
+          <w:iCs w:val="false"/>
+        </w:rPr>
+        <w:t xml:space="preserve"> The usr directory is for files that would be convenient for users. It contains a similar file structure to that of root. It contains its own version of bin, </w:t>
+      </w:r>
+      <w:r>
+        <w:rPr>
+          <w:b w:val="false"/>
+          <w:bCs w:val="false"/>
+          <w:i w:val="false"/>
+          <w:iCs w:val="false"/>
+        </w:rPr>
+        <w:t>sbin, and lib</w:t>
+      </w:r>
+      <w:r>
+        <w:rPr>
+          <w:b w:val="false"/>
+          <w:bCs w:val="false"/>
+          <w:i w:val="false"/>
+          <w:iCs w:val="false"/>
+        </w:rPr>
+        <w:t xml:space="preserve"> </w:t>
+      </w:r>
+      <w:r>
+        <w:rPr>
+          <w:b w:val="false"/>
+          <w:bCs w:val="false"/>
+          <w:i w:val="false"/>
+          <w:iCs w:val="false"/>
+        </w:rPr>
+        <w:t>which may or may not be pointed to by /bin, /sbin, and /lib (as is the case on my system)</w:t>
+      </w:r>
+      <w:r>
+        <w:rPr>
+          <w:b w:val="false"/>
+          <w:bCs w:val="false"/>
+          <w:i w:val="false"/>
+          <w:iCs w:val="false"/>
+        </w:rPr>
+        <w:t xml:space="preserve">. It also contains a local/share/ directory which is for files that are ideally meant to be shared between users such as font files. The history of how usr has been used is quite, </w:t>
+      </w:r>
+      <w:r>
+        <w:rPr>
+          <w:b w:val="false"/>
+          <w:bCs w:val="false"/>
+          <w:i w:val="false"/>
+          <w:iCs w:val="false"/>
+        </w:rPr>
+        <w:t>and varies based on the distro that you’re using,</w:t>
+      </w:r>
+      <w:r>
+        <w:rPr>
+          <w:b w:val="false"/>
+          <w:bCs w:val="false"/>
+          <w:i w:val="false"/>
+          <w:iCs w:val="false"/>
+        </w:rPr>
+        <w:t xml:space="preserve"> so I recommend </w:t>
+      </w:r>
+      <w:r>
+        <w:rPr>
+          <w:b w:val="false"/>
+          <w:bCs w:val="false"/>
+          <w:i w:val="false"/>
+          <w:iCs w:val="false"/>
+        </w:rPr>
+        <w:t>doing a bit of research</w:t>
+      </w:r>
+      <w:r>
+        <w:rPr>
+          <w:b w:val="false"/>
+          <w:bCs w:val="false"/>
+          <w:i w:val="false"/>
+          <w:iCs w:val="false"/>
+        </w:rPr>
+        <w:t xml:space="preserve"> for a more detailed explanation.</w:t>
         <w:br/>
         <w:br/>
       </w:r>
@@ -2107,121 +2125,90 @@
       </w:pPr>
       <w:r>
         <w:rPr>
-          <w:b/>
-          <w:bCs/>
-          <w:i w:val="false"/>
-          <w:iCs w:val="false"/>
-        </w:rPr>
-      </w:r>
-    </w:p>
-    <w:p>
-      <w:pPr>
-        <w:pStyle w:val="Normal"/>
-        <w:widowControl/>
-        <w:bidi w:val="0"/>
-        <w:spacing w:lineRule="auto" w:line="259" w:before="0" w:after="160"/>
-        <w:jc w:val="left"/>
-        <w:rPr>
-          <w:b/>
-          <w:b/>
-          <w:bCs/>
-          <w:i w:val="false"/>
-          <w:i w:val="false"/>
-          <w:iCs w:val="false"/>
-        </w:rPr>
-      </w:pPr>
-      <w:r>
-        <w:rPr>
-          <w:b/>
-          <w:bCs/>
-          <w:i w:val="false"/>
-          <w:iCs w:val="false"/>
-        </w:rPr>
-        <w:t>/</w:t>
-      </w:r>
-      <w:r>
-        <w:rPr>
-          <w:b/>
-          <w:bCs/>
-          <w:i w:val="false"/>
-          <w:iCs w:val="false"/>
-        </w:rPr>
-        <w:t>var:</w:t>
-      </w:r>
-      <w:r>
-        <w:rPr>
-          <w:b w:val="false"/>
-          <w:bCs w:val="false"/>
-          <w:i w:val="false"/>
-          <w:iCs w:val="false"/>
-        </w:rPr>
-        <w:t xml:space="preserve"> The var directory stands for “variable”. This directory is used for files that change often. Primarily this includes your spool directory which houses files that are queued for some task. For example, your </w:t>
-      </w:r>
-      <w:r>
-        <w:rPr>
-          <w:b w:val="false"/>
-          <w:bCs w:val="false"/>
-          <w:i w:val="false"/>
-          <w:iCs w:val="false"/>
-        </w:rPr>
-        <w:t>print spool might contain tasks queued for your printer. The var directory also contains cache files under /var/cache for programs like your package manager.</w:t>
-      </w:r>
-    </w:p>
-    <w:p>
-      <w:pPr>
-        <w:pStyle w:val="Normal"/>
-        <w:widowControl/>
-        <w:bidi w:val="0"/>
-        <w:spacing w:lineRule="auto" w:line="259" w:before="0" w:after="160"/>
-        <w:jc w:val="left"/>
-        <w:rPr>
-          <w:b w:val="false"/>
-          <w:b w:val="false"/>
-          <w:bCs w:val="false"/>
-        </w:rPr>
-      </w:pPr>
-      <w:r>
-        <w:rPr>
-          <w:b/>
-          <w:bCs/>
-          <w:i w:val="false"/>
-          <w:iCs w:val="false"/>
-        </w:rPr>
-      </w:r>
-    </w:p>
-    <w:p>
-      <w:pPr>
-        <w:pStyle w:val="Normal"/>
-        <w:widowControl/>
-        <w:bidi w:val="0"/>
-        <w:spacing w:lineRule="auto" w:line="259" w:before="0" w:after="160"/>
-        <w:jc w:val="left"/>
-        <w:rPr>
-          <w:b/>
-          <w:b/>
-          <w:bCs/>
-          <w:i w:val="false"/>
-          <w:i w:val="false"/>
-          <w:iCs w:val="false"/>
-        </w:rPr>
-      </w:pPr>
-      <w:r>
-        <w:rPr>
-          <w:b/>
-          <w:bCs/>
-          <w:i w:val="false"/>
-          <w:iCs w:val="false"/>
-        </w:rPr>
-        <w:t>/</w:t>
-      </w:r>
-      <w:r>
-        <w:rPr>
-          <w:b/>
-          <w:bCs/>
-          <w:i w:val="false"/>
-          <w:iCs w:val="false"/>
-        </w:rPr>
-        <w:t>opt:</w:t>
+          <w:b w:val="false"/>
+          <w:bCs w:val="false"/>
+        </w:rPr>
+      </w:r>
+    </w:p>
+    <w:p>
+      <w:pPr>
+        <w:pStyle w:val="Normal"/>
+        <w:widowControl/>
+        <w:bidi w:val="0"/>
+        <w:spacing w:lineRule="auto" w:line="259" w:before="0" w:after="160"/>
+        <w:jc w:val="left"/>
+        <w:rPr>
+          <w:b/>
+          <w:b/>
+          <w:bCs/>
+          <w:i w:val="false"/>
+          <w:i w:val="false"/>
+          <w:iCs w:val="false"/>
+        </w:rPr>
+      </w:pPr>
+      <w:r>
+        <w:rPr>
+          <w:b/>
+          <w:bCs/>
+          <w:i w:val="false"/>
+          <w:iCs w:val="false"/>
+        </w:rPr>
+        <w:t>/var:</w:t>
+      </w:r>
+      <w:r>
+        <w:rPr>
+          <w:b w:val="false"/>
+          <w:bCs w:val="false"/>
+          <w:i w:val="false"/>
+          <w:iCs w:val="false"/>
+        </w:rPr>
+        <w:t xml:space="preserve"> The var directory stands for “variable”. This directory is used for files that change often. Primarily this includes your spool directory which houses files that are queued for some task. For example, your print spool might contain tasks queued for your printer. The var directory also contains cache files under /var/cache for programs like your package manager.</w:t>
+      </w:r>
+    </w:p>
+    <w:p>
+      <w:pPr>
+        <w:pStyle w:val="Normal"/>
+        <w:widowControl/>
+        <w:bidi w:val="0"/>
+        <w:spacing w:lineRule="auto" w:line="259" w:before="0" w:after="160"/>
+        <w:jc w:val="left"/>
+        <w:rPr>
+          <w:b w:val="false"/>
+          <w:b w:val="false"/>
+          <w:bCs w:val="false"/>
+        </w:rPr>
+      </w:pPr>
+      <w:r>
+        <w:rPr>
+          <w:b w:val="false"/>
+          <w:bCs w:val="false"/>
+        </w:rPr>
+      </w:r>
+    </w:p>
+    <w:p>
+      <w:pPr>
+        <w:pStyle w:val="Normal"/>
+        <w:widowControl/>
+        <w:bidi w:val="0"/>
+        <w:spacing w:lineRule="auto" w:line="259" w:before="0" w:after="160"/>
+        <w:jc w:val="left"/>
+        <w:rPr>
+          <w:b/>
+          <w:b/>
+          <w:bCs/>
+          <w:i w:val="false"/>
+          <w:i w:val="false"/>
+          <w:iCs w:val="false"/>
+        </w:rPr>
+      </w:pPr>
+      <w:r>
+        <w:rPr>
+          <w:b/>
+          <w:bCs/>
+          <w:i w:val="false"/>
+          <w:iCs w:val="false"/>
+        </w:rPr>
+        <w:t>/opt:</w:t>
       </w:r>
       <w:r>
         <w:rPr>
@@ -2241,39 +2228,61 @@
         <w:spacing w:lineRule="auto" w:line="259" w:before="0" w:after="160"/>
         <w:jc w:val="left"/>
         <w:rPr>
-          <w:b w:val="false"/>
-          <w:b w:val="false"/>
-          <w:bCs w:val="false"/>
-        </w:rPr>
-      </w:pPr>
-      <w:r>
-        <w:rPr>
-          <w:b/>
-          <w:bCs/>
-          <w:i w:val="false"/>
-          <w:iCs w:val="false"/>
-        </w:rPr>
-      </w:r>
-    </w:p>
-    <w:p>
-      <w:pPr>
-        <w:pStyle w:val="Normal"/>
-        <w:widowControl/>
-        <w:bidi w:val="0"/>
-        <w:spacing w:lineRule="auto" w:line="259" w:before="0" w:after="160"/>
-        <w:jc w:val="left"/>
-        <w:rPr>
-          <w:b w:val="false"/>
-          <w:b w:val="false"/>
-          <w:bCs w:val="false"/>
-        </w:rPr>
-      </w:pPr>
-      <w:r>
-        <w:rPr>
-          <w:b/>
-          <w:bCs/>
-          <w:i w:val="false"/>
-          <w:iCs w:val="false"/>
+          <w:b/>
+          <w:b/>
+          <w:bCs/>
+          <w:i w:val="false"/>
+          <w:i w:val="false"/>
+          <w:iCs w:val="false"/>
+        </w:rPr>
+      </w:pPr>
+      <w:r>
+        <w:rPr>
+          <w:b/>
+          <w:bCs/>
+          <w:i w:val="false"/>
+          <w:iCs w:val="false"/>
+        </w:rPr>
+        <w:t xml:space="preserve"> </w:t>
+      </w:r>
+    </w:p>
+    <w:p>
+      <w:pPr>
+        <w:pStyle w:val="Normal"/>
+        <w:widowControl/>
+        <w:bidi w:val="0"/>
+        <w:spacing w:lineRule="auto" w:line="259" w:before="0" w:after="160"/>
+        <w:jc w:val="left"/>
+        <w:rPr>
+          <w:b w:val="false"/>
+          <w:b w:val="false"/>
+          <w:bCs w:val="false"/>
+        </w:rPr>
+      </w:pPr>
+      <w:r>
+        <w:rPr>
+          <w:b w:val="false"/>
+          <w:bCs w:val="false"/>
+        </w:rPr>
+      </w:r>
+    </w:p>
+    <w:p>
+      <w:pPr>
+        <w:pStyle w:val="Normal"/>
+        <w:widowControl/>
+        <w:bidi w:val="0"/>
+        <w:spacing w:lineRule="auto" w:line="259" w:before="0" w:after="160"/>
+        <w:jc w:val="left"/>
+        <w:rPr>
+          <w:b w:val="false"/>
+          <w:b w:val="false"/>
+          <w:bCs w:val="false"/>
+        </w:rPr>
+      </w:pPr>
+      <w:r>
+        <w:rPr>
+          <w:b w:val="false"/>
+          <w:bCs w:val="false"/>
         </w:rPr>
       </w:r>
     </w:p>
@@ -2391,7 +2400,7 @@
     <w:pPr>
       <w:widowControl/>
       <w:suppressAutoHyphens w:val="true"/>
-      <w:overflowPunct w:val="true"/>
+      <w:overflowPunct w:val="false"/>
       <w:bidi w:val="0"/>
       <w:spacing w:lineRule="auto" w:line="259" w:before="0" w:after="160"/>
       <w:jc w:val="left"/>
